--- a/docs/Tool Study.docx
+++ b/docs/Tool Study.docx
@@ -94,111 +94,13 @@
           <w:szCs w:val="40"/>
         </w:rPr>
         <w:lastRenderedPageBreak/>
-        <w:t>T</w:t>
+        <w:t xml:space="preserve">Tool Study 01: </w:t>
       </w:r>
       <w:r>
         <w:rPr>
           <w:sz w:val="40"/>
           <w:szCs w:val="40"/>
         </w:rPr>
-        <w:t>o</w:t>
-      </w:r>
-      <w:r>
-        <w:rPr>
-          <w:sz w:val="40"/>
-          <w:szCs w:val="40"/>
-        </w:rPr>
-        <w:t>o</w:t>
-      </w:r>
-      <w:r>
-        <w:rPr>
-          <w:sz w:val="40"/>
-          <w:szCs w:val="40"/>
-        </w:rPr>
-        <w:t>l</w:t>
-      </w:r>
-      <w:r>
-        <w:rPr>
-          <w:sz w:val="40"/>
-          <w:szCs w:val="40"/>
-        </w:rPr>
-        <w:t xml:space="preserve"> </w:t>
-      </w:r>
-      <w:r>
-        <w:rPr>
-          <w:sz w:val="40"/>
-          <w:szCs w:val="40"/>
-        </w:rPr>
-        <w:t>S</w:t>
-      </w:r>
-      <w:r>
-        <w:rPr>
-          <w:sz w:val="40"/>
-          <w:szCs w:val="40"/>
-        </w:rPr>
-        <w:t>t</w:t>
-      </w:r>
-      <w:r>
-        <w:rPr>
-          <w:sz w:val="40"/>
-          <w:szCs w:val="40"/>
-        </w:rPr>
-        <w:t>u</w:t>
-      </w:r>
-      <w:r>
-        <w:rPr>
-          <w:sz w:val="40"/>
-          <w:szCs w:val="40"/>
-        </w:rPr>
-        <w:t>d</w:t>
-      </w:r>
-      <w:r>
-        <w:rPr>
-          <w:sz w:val="40"/>
-          <w:szCs w:val="40"/>
-        </w:rPr>
-        <w:t>y</w:t>
-      </w:r>
-      <w:r>
-        <w:rPr>
-          <w:sz w:val="40"/>
-          <w:szCs w:val="40"/>
-        </w:rPr>
-        <w:t xml:space="preserve"> </w:t>
-      </w:r>
-      <w:r>
-        <w:rPr>
-          <w:sz w:val="40"/>
-          <w:szCs w:val="40"/>
-        </w:rPr>
-        <w:t>0</w:t>
-      </w:r>
-      <w:r>
-        <w:rPr>
-          <w:sz w:val="40"/>
-          <w:szCs w:val="40"/>
-        </w:rPr>
-        <w:t>1</w:t>
-      </w:r>
-      <w:r>
-        <w:rPr>
-          <w:sz w:val="40"/>
-          <w:szCs w:val="40"/>
-        </w:rPr>
-        <w:t>:</w:t>
-      </w:r>
-      <w:r>
-        <w:rPr>
-          <w:sz w:val="40"/>
-          <w:szCs w:val="40"/>
-        </w:rPr>
-        <w:t xml:space="preserve"> </w:t>
-      </w:r>
-      <w:r>
-        <w:rPr>
-          <w:sz w:val="40"/>
-          <w:szCs w:val="40"/>
-        </w:rPr>
         <w:t>Lab as code using Vagrant</w:t>
       </w:r>
     </w:p>
@@ -220,14 +122,7 @@
           <w:sz w:val="28"/>
           <w:szCs w:val="28"/>
         </w:rPr>
-        <w:t xml:space="preserve">1. </w:t>
-      </w:r>
-      <w:r>
-        <w:rPr>
-          <w:sz w:val="28"/>
-          <w:szCs w:val="28"/>
-        </w:rPr>
-        <w:t>Overview</w:t>
+        <w:t>1. Overview</w:t>
       </w:r>
     </w:p>
     <w:p>
@@ -236,60 +131,19 @@
       </w:pPr>
       <w:r>
         <w:rPr>
-          <w:bCs/>
-        </w:rPr>
-        <w:t xml:space="preserve">We will learn about </w:t>
-      </w:r>
-      <w:r>
-        <w:rPr>
           <w:b/>
           <w:bCs/>
         </w:rPr>
         <w:t>Vagrant</w:t>
       </w:r>
       <w:r>
-        <w:t xml:space="preserve">, a </w:t>
-      </w:r>
-      <w:r>
-        <w:t xml:space="preserve">tool developed by </w:t>
-      </w:r>
-      <w:proofErr w:type="spellStart"/>
-      <w:r>
-        <w:t>HashiCorp</w:t>
-      </w:r>
-      <w:proofErr w:type="spellEnd"/>
-      <w:r>
-        <w:t xml:space="preserve"> for creating and managing reproducible development environments.</w:t>
-      </w:r>
-      <w:r>
-        <w:t xml:space="preserve"> </w:t>
-      </w:r>
-      <w:r>
-        <w:t>I</w:t>
-      </w:r>
-      <w:r>
-        <w:t xml:space="preserve">t allows the user to </w:t>
-      </w:r>
-      <w:r>
-        <w:t>define environment settings in a configuration file</w:t>
-      </w:r>
-      <w:r>
-        <w:t xml:space="preserve">, which reduces the </w:t>
-      </w:r>
-      <w:r>
-        <w:t>repeated manual setup.</w:t>
-      </w:r>
-      <w:r>
-        <w:t xml:space="preserve"> </w:t>
-      </w:r>
-      <w:r>
-        <w:t xml:space="preserve">Vagrant </w:t>
-      </w:r>
-      <w:r>
-        <w:t>helps</w:t>
-      </w:r>
-      <w:r>
-        <w:t xml:space="preserve"> automate the setup of virtual machines for the project's isolated cybersecurity testing lab.</w:t>
+        <w:t xml:space="preserve"> uses a configuration file to define virtual machines and their settings. It works with a provider such as VirtualBox to create and manage the </w:t>
+      </w:r>
+      <w:r>
+        <w:t>environment</w:t>
+      </w:r>
+      <w:r>
+        <w:t>.</w:t>
       </w:r>
     </w:p>
     <w:p>
@@ -383,81 +237,212 @@
           <w:sz w:val="28"/>
           <w:szCs w:val="28"/>
         </w:rPr>
-        <w:t>3</w:t>
+        <w:t>3. Key Features</w:t>
       </w:r>
       <w:r>
         <w:rPr>
           <w:sz w:val="28"/>
           <w:szCs w:val="28"/>
         </w:rPr>
-        <w:t>. Key Features</w:t>
+        <w:t xml:space="preserve"> &amp; </w:t>
       </w:r>
       <w:r>
         <w:rPr>
           <w:sz w:val="28"/>
           <w:szCs w:val="28"/>
         </w:rPr>
-        <w:t xml:space="preserve"> &amp; </w:t>
-      </w:r>
-      <w:r>
+        <w:t>Requirements</w:t>
+      </w:r>
+    </w:p>
+    <w:p>
+      <w:pPr>
+        <w:spacing w:before="240"/>
+      </w:pPr>
+      <w:r>
+        <w:rPr>
+          <w:b/>
+        </w:rPr>
+        <w:t>Key features</w:t>
+      </w:r>
+    </w:p>
+    <w:p>
+      <w:pPr>
+        <w:pStyle w:val="ListBullet"/>
+      </w:pPr>
+      <w:r>
+        <w:t>Environment setup can be defined and repeated through configuration.</w:t>
+      </w:r>
+    </w:p>
+    <w:p>
+      <w:pPr>
+        <w:pStyle w:val="ListBullet"/>
+      </w:pPr>
+      <w:r>
+        <w:t>Configuration files can be tracked in Git.</w:t>
+      </w:r>
+    </w:p>
+    <w:p>
+      <w:pPr>
+        <w:pStyle w:val="ListBullet"/>
+      </w:pPr>
+      <w:r>
+        <w:t>Provisioning can automate additional setup tasks.</w:t>
+      </w:r>
+    </w:p>
+    <w:p>
+      <w:r>
+        <w:rPr>
+          <w:b/>
+        </w:rPr>
+        <w:t>Requirements</w:t>
+      </w:r>
+      <w:r>
+        <w:br/>
+      </w:r>
+      <w:r>
+        <w:t>Vagrant, a compatible provider, sufficient system resources, and any required software permissions. The exact requirements depend on the selected provider and environment.</w:t>
+      </w:r>
+    </w:p>
+    <w:p>
+      <w:pPr>
+        <w:pStyle w:val="Heading2"/>
         <w:rPr>
           <w:sz w:val="28"/>
           <w:szCs w:val="28"/>
         </w:rPr>
-        <w:t>Requirements</w:t>
+      </w:pPr>
+      <w:r>
+        <w:rPr>
+          <w:sz w:val="28"/>
+          <w:szCs w:val="28"/>
+        </w:rPr>
+        <w:t>4. Practical Investigation</w:t>
       </w:r>
     </w:p>
     <w:p>
       <w:pPr>
         <w:spacing w:before="240"/>
-      </w:pPr>
-      <w:r>
         <w:rPr>
           <w:b/>
         </w:rPr>
-        <w:t>Key features</w:t>
+      </w:pPr>
+      <w:r>
+        <w:rPr>
+          <w:b/>
+        </w:rPr>
+        <w:t>Activity</w:t>
       </w:r>
     </w:p>
     <w:p>
       <w:pPr>
         <w:pStyle w:val="ListBullet"/>
-      </w:pPr>
-      <w:r>
-        <w:t>Environment setup can be defined and repeated through configuration.</w:t>
+        <w:rPr>
+          <w:lang w:val="en-ID" w:eastAsia="en-ID"/>
+        </w:rPr>
+      </w:pPr>
+      <w:r>
+        <w:rPr>
+          <w:lang w:val="en-ID" w:eastAsia="en-ID"/>
+        </w:rPr>
+        <w:t>Reviewed the Vagrant configuration and provisioning scripts.</w:t>
       </w:r>
     </w:p>
     <w:p>
       <w:pPr>
         <w:pStyle w:val="ListBullet"/>
-      </w:pPr>
-      <w:r>
-        <w:t>Configuration files can be tracked in Git.</w:t>
+        <w:rPr>
+          <w:lang w:val="en-ID" w:eastAsia="en-ID"/>
+        </w:rPr>
+      </w:pPr>
+      <w:r>
+        <w:rPr>
+          <w:lang w:val="en-ID" w:eastAsia="en-ID"/>
+        </w:rPr>
+        <w:t>Checked the virtual machines and network settings.</w:t>
       </w:r>
     </w:p>
     <w:p>
       <w:pPr>
         <w:pStyle w:val="ListBullet"/>
-      </w:pPr>
-      <w:r>
-        <w:t>Provisioning can automate additional setup tasks.</w:t>
+        <w:rPr>
+          <w:lang w:val="en-ID" w:eastAsia="en-ID"/>
+        </w:rPr>
+      </w:pPr>
+      <w:r>
+        <w:rPr>
+          <w:lang w:val="en-ID" w:eastAsia="en-ID"/>
+        </w:rPr>
+        <w:t>Tested the lab setup after rebuilding the environment</w:t>
       </w:r>
     </w:p>
     <w:p>
-      <w:r>
-        <w:rPr>
-          <w:b/>
-        </w:rPr>
-        <w:t>Requirements</w:t>
-      </w:r>
-      <w:r>
-        <w:br/>
-      </w:r>
-      <w:r>
-        <w:t>Vagrant, a compatible provider, sufficient system resources, and any required software permissions. The exact requirements depend on the selected provider and environment.</w:t>
-      </w:r>
+      <w:pPr>
+        <w:pStyle w:val="ListBullet"/>
+        <w:numPr>
+          <w:ilvl w:val="0"/>
+          <w:numId w:val="0"/>
+        </w:numPr>
+        <w:ind w:left="720" w:hanging="360"/>
+      </w:pPr>
     </w:p>
     <w:p>
       <w:pPr>
+        <w:rPr>
+          <w:b/>
+        </w:rPr>
+      </w:pPr>
+      <w:r>
+        <w:rPr>
+          <w:b/>
+        </w:rPr>
+        <w:t>Findings</w:t>
+      </w:r>
+    </w:p>
+    <w:p>
+      <w:pPr>
+        <w:pStyle w:val="ListBullet"/>
+        <w:rPr>
+          <w:lang w:val="en-ID"/>
+        </w:rPr>
+      </w:pPr>
+      <w:r>
+        <w:rPr>
+          <w:lang w:val="en-ID"/>
+        </w:rPr>
+        <w:t>Vagrant makes the lab easier to recreate.</w:t>
+      </w:r>
+    </w:p>
+    <w:p>
+      <w:pPr>
+        <w:pStyle w:val="ListBullet"/>
+        <w:rPr>
+          <w:lang w:val="en-ID"/>
+        </w:rPr>
+      </w:pPr>
+      <w:r>
+        <w:rPr>
+          <w:lang w:val="en-ID"/>
+        </w:rPr>
+        <w:t>Provisioning scripts reduce manual setup.</w:t>
+      </w:r>
+    </w:p>
+    <w:p>
+      <w:pPr>
+        <w:pStyle w:val="ListBullet"/>
+        <w:rPr>
+          <w:lang w:val="en-ID"/>
+        </w:rPr>
+      </w:pPr>
+      <w:r>
+        <w:rPr>
+          <w:lang w:val="en-ID"/>
+        </w:rPr>
+        <w:t>Network settings must be checked to avoid IP conflicts and maintain isolation.</w:t>
+      </w:r>
+    </w:p>
+    <w:p/>
+    <w:p>
+      <w:pPr>
         <w:pStyle w:val="Heading2"/>
         <w:rPr>
           <w:sz w:val="28"/>
@@ -469,66 +454,15 @@
           <w:sz w:val="28"/>
           <w:szCs w:val="28"/>
         </w:rPr>
-        <w:t>4. Practical Investigation</w:t>
+        <w:t>5. Project Application</w:t>
       </w:r>
     </w:p>
     <w:p>
-      <w:pPr>
-        <w:spacing w:before="240"/>
-      </w:pPr>
-      <w:r>
-        <w:rPr>
-          <w:b/>
-        </w:rPr>
-        <w:t>Activity</w:t>
-      </w:r>
-      <w:r>
-        <w:rPr>
-          <w:b/>
-        </w:rPr>
-        <w:br/>
-      </w:r>
-      <w:r>
-        <w:t>..</w:t>
+      <w:r>
+        <w:t>Vagrant helps create a repeatable lab for cybersecurity testing and makes it easier to rebuild the environment when needed.</w:t>
       </w:r>
     </w:p>
     <w:p>
-      <w:r>
-        <w:rPr>
-          <w:b/>
-        </w:rPr>
-        <w:t>Findings</w:t>
-      </w:r>
-    </w:p>
-    <w:tbl>
-      <w:tblPr>
-        <w:tblStyle w:val="TableGrid"/>
-        <w:tblW w:w="0" w:type="auto"/>
-        <w:tblLook w:val="04A0" w:firstRow="1" w:lastRow="0" w:firstColumn="1" w:lastColumn="0" w:noHBand="0" w:noVBand="1"/>
-      </w:tblPr>
-      <w:tblGrid>
-        <w:gridCol w:w="9926"/>
-      </w:tblGrid>
-      <w:tr>
-        <w:tc>
-          <w:tcPr>
-            <w:tcW w:w="9936" w:type="dxa"/>
-          </w:tcPr>
-          <w:p>
-            <w:pPr>
-              <w:jc w:val="center"/>
-            </w:pPr>
-            <w:r>
-              <w:br/>
-            </w:r>
-            <w:r>
-              <w:br/>
-            </w:r>
-          </w:p>
-        </w:tc>
-      </w:tr>
-    </w:tbl>
-    <w:p>
       <w:pPr>
         <w:pStyle w:val="Heading2"/>
         <w:rPr>
@@ -541,56 +475,52 @@
           <w:sz w:val="28"/>
           <w:szCs w:val="28"/>
         </w:rPr>
-        <w:lastRenderedPageBreak/>
-        <w:t>5. Project Application</w:t>
+        <w:t xml:space="preserve">6. Learning Reflection </w:t>
+      </w:r>
+      <w:r>
+        <w:rPr>
+          <w:sz w:val="28"/>
+          <w:szCs w:val="28"/>
+        </w:rPr>
+        <w:t>&amp;</w:t>
+      </w:r>
+      <w:r>
+        <w:rPr>
+          <w:sz w:val="28"/>
+          <w:szCs w:val="28"/>
+        </w:rPr>
+        <w:t xml:space="preserve"> Next Steps</w:t>
       </w:r>
     </w:p>
     <w:p>
       <w:r>
-        <w:t>Vagrant may help create a consistent environment for selected software or cybersecurity testing scenarios.</w:t>
+        <w:rPr>
+          <w:b/>
+          <w:bCs/>
+        </w:rPr>
+        <w:t>Learning reflection</w:t>
+      </w:r>
+      <w:r>
+        <w:t>: I learned how Vagrant uses configuration files and provisioning to automate lab setup.</w:t>
       </w:r>
     </w:p>
     <w:p>
       <w:pPr>
-        <w:pStyle w:val="Heading2"/>
-        <w:rPr>
-          <w:sz w:val="28"/>
-          <w:szCs w:val="28"/>
-        </w:rPr>
-      </w:pPr>
-      <w:r>
-        <w:rPr>
-          <w:sz w:val="28"/>
-          <w:szCs w:val="28"/>
-        </w:rPr>
-        <w:t xml:space="preserve">6. Learning Reflection </w:t>
-      </w:r>
-      <w:r>
-        <w:rPr>
-          <w:sz w:val="28"/>
-          <w:szCs w:val="28"/>
-        </w:rPr>
-        <w:t>&amp;</w:t>
-      </w:r>
-      <w:r>
-        <w:rPr>
-          <w:sz w:val="28"/>
-          <w:szCs w:val="28"/>
-        </w:rPr>
-        <w:t xml:space="preserve"> Next Steps</w:t>
-      </w:r>
-    </w:p>
-    <w:p>
-      <w:r>
-        <w:t>I learned that Vagrant describes environments through configuration files and depends on a compatible provider to run or manage them.</w:t>
-      </w:r>
-    </w:p>
-    <w:p>
+        <w:rPr>
+          <w:bCs/>
+        </w:rPr>
+      </w:pPr>
       <w:r>
         <w:rPr>
           <w:b/>
         </w:rPr>
         <w:t xml:space="preserve">Next steps: </w:t>
+      </w:r>
+      <w:r>
+        <w:rPr>
+          <w:bCs/>
+        </w:rPr>
+        <w:t>Use the lab to run safe security tests and check the collected events.</w:t>
       </w:r>
     </w:p>
     <w:p>
@@ -755,220 +685,37 @@
       </w:pPr>
       <w:r>
         <w:rPr>
-          <w:lang w:val="en-ID"/>
-        </w:rPr>
-        <w:t xml:space="preserve">In this study, we are going to learn set of </w:t>
-      </w:r>
-      <w:r>
-        <w:rPr>
-          <w:lang w:val="en-ID"/>
-        </w:rPr>
-        <w:t xml:space="preserve">tools </w:t>
-      </w:r>
-      <w:r>
-        <w:rPr>
-          <w:lang w:val="en-ID"/>
-        </w:rPr>
-        <w:t xml:space="preserve">are </w:t>
-      </w:r>
-      <w:r>
-        <w:rPr>
-          <w:lang w:val="en-ID"/>
-        </w:rPr>
-        <w:t xml:space="preserve">commonly </w:t>
-      </w:r>
-      <w:r>
-        <w:rPr>
-          <w:lang w:val="en-ID"/>
-        </w:rPr>
-        <w:t>used to collect and analyse system activity from Windows and</w:t>
-      </w:r>
-      <w:r>
-        <w:rPr>
-          <w:lang w:val="en-ID"/>
-        </w:rPr>
-        <w:t xml:space="preserve"> </w:t>
-      </w:r>
-      <w:r>
-        <w:rPr>
-          <w:lang w:val="en-ID"/>
-        </w:rPr>
-        <w:t>Linux machines</w:t>
-      </w:r>
-      <w:r>
-        <w:rPr>
-          <w:lang w:val="en-ID"/>
-        </w:rPr>
-        <w:t xml:space="preserve">, which include: </w:t>
-      </w:r>
-      <w:r>
-        <w:rPr>
           <w:b/>
           <w:bCs/>
-          <w:lang w:val="en-ID"/>
         </w:rPr>
         <w:t>Sysmon</w:t>
       </w:r>
+      <w:r>
+        <w:t xml:space="preserve"> records Windows system activity, while </w:t>
+      </w:r>
+      <w:proofErr w:type="spellStart"/>
       <w:r>
         <w:rPr>
           <w:b/>
           <w:bCs/>
-          <w:lang w:val="en-ID"/>
-        </w:rPr>
-        <w:t xml:space="preserve"> </w:t>
-      </w:r>
-      <w:r>
-        <w:rPr>
-          <w:lang w:val="en-ID"/>
-        </w:rPr>
-        <w:t>(</w:t>
-      </w:r>
-      <w:r>
-        <w:rPr>
-          <w:lang w:val="en-ID"/>
-        </w:rPr>
-        <w:t>Records system activity on Windows</w:t>
-      </w:r>
-      <w:r>
-        <w:rPr>
-          <w:lang w:val="en-ID"/>
-        </w:rPr>
-        <w:t xml:space="preserve">), </w:t>
+        </w:rPr>
+        <w:t>auditd</w:t>
+      </w:r>
+      <w:proofErr w:type="spellEnd"/>
+      <w:r>
+        <w:t xml:space="preserve"> records configured Linux audit events. </w:t>
       </w:r>
       <w:proofErr w:type="spellStart"/>
       <w:r>
         <w:rPr>
           <w:b/>
           <w:bCs/>
-          <w:lang w:val="en-ID"/>
-        </w:rPr>
-        <w:t>auditd</w:t>
+        </w:rPr>
+        <w:t>Wazuh</w:t>
       </w:r>
       <w:proofErr w:type="spellEnd"/>
       <w:r>
-        <w:rPr>
-          <w:b/>
-          <w:bCs/>
-          <w:lang w:val="en-ID"/>
-        </w:rPr>
-        <w:t xml:space="preserve"> (</w:t>
-      </w:r>
-      <w:r>
-        <w:rPr>
-          <w:lang w:val="en-ID"/>
-        </w:rPr>
-        <w:t>Records security-related events on Linux</w:t>
-      </w:r>
-      <w:r>
-        <w:rPr>
-          <w:lang w:val="en-ID"/>
-        </w:rPr>
-        <w:t xml:space="preserve">), </w:t>
-      </w:r>
-      <w:proofErr w:type="spellStart"/>
-      <w:r>
-        <w:rPr>
-          <w:b/>
-          <w:bCs/>
-          <w:lang w:val="en-ID"/>
-        </w:rPr>
-        <w:t>Wazuh</w:t>
-      </w:r>
-      <w:proofErr w:type="spellEnd"/>
-      <w:r>
-        <w:rPr>
-          <w:b/>
-          <w:bCs/>
-          <w:lang w:val="en-ID"/>
-        </w:rPr>
-        <w:t xml:space="preserve"> (</w:t>
-      </w:r>
-      <w:r>
-        <w:rPr>
-          <w:lang w:val="en-ID"/>
-        </w:rPr>
-        <w:t>Monitors and analyses collected security events</w:t>
-      </w:r>
-      <w:r>
-        <w:rPr>
-          <w:lang w:val="en-ID"/>
-        </w:rPr>
-        <w:t xml:space="preserve">), and </w:t>
-      </w:r>
-      <w:proofErr w:type="spellStart"/>
-      <w:r>
-        <w:rPr>
-          <w:b/>
-          <w:bCs/>
-          <w:lang w:val="en-ID"/>
-        </w:rPr>
-        <w:t>Winlogbeat</w:t>
-      </w:r>
-      <w:proofErr w:type="spellEnd"/>
-      <w:r>
-        <w:rPr>
-          <w:b/>
-          <w:bCs/>
-          <w:lang w:val="en-ID"/>
-        </w:rPr>
-        <w:t xml:space="preserve"> (</w:t>
-      </w:r>
-      <w:r>
-        <w:rPr>
-          <w:lang w:val="en-ID"/>
-        </w:rPr>
-        <w:t>Forwards Windows event logs when needed</w:t>
-      </w:r>
-      <w:r>
-        <w:rPr>
-          <w:lang w:val="en-ID"/>
-        </w:rPr>
-        <w:t xml:space="preserve">). </w:t>
-      </w:r>
-      <w:r>
-        <w:rPr>
-          <w:lang w:val="en-ID"/>
-        </w:rPr>
-        <w:t>The</w:t>
-      </w:r>
-      <w:r>
-        <w:rPr>
-          <w:lang w:val="en-ID"/>
-        </w:rPr>
-        <w:t xml:space="preserve">se tools </w:t>
-      </w:r>
-      <w:r>
-        <w:rPr>
-          <w:lang w:val="en-ID"/>
-        </w:rPr>
-        <w:t>enable</w:t>
-      </w:r>
-      <w:r>
-        <w:rPr>
-          <w:lang w:val="en-ID"/>
-        </w:rPr>
-        <w:t xml:space="preserve"> us to </w:t>
-      </w:r>
-      <w:r>
-        <w:t>monitor</w:t>
-      </w:r>
-      <w:r>
-        <w:t xml:space="preserve"> </w:t>
-      </w:r>
-      <w:r>
-        <w:t xml:space="preserve">system activity and examine the events generated during </w:t>
-      </w:r>
-      <w:r>
-        <w:t xml:space="preserve">security </w:t>
-      </w:r>
-      <w:r>
-        <w:t>testing</w:t>
-      </w:r>
-      <w:r>
-        <w:t xml:space="preserve"> of this project</w:t>
-      </w:r>
-      <w:r>
-        <w:t>.</w:t>
+        <w:t xml:space="preserve"> collects and analyses events from both systems and displays relevant alerts in its dashboard.</w:t>
       </w:r>
     </w:p>
     <w:p>
@@ -1056,15 +803,6 @@
     </w:p>
     <w:p>
       <w:pPr>
-        <w:spacing w:before="240"/>
-        <w:rPr>
-          <w:sz w:val="28"/>
-          <w:szCs w:val="28"/>
-        </w:rPr>
-      </w:pPr>
-    </w:p>
-    <w:p>
-      <w:pPr>
         <w:pStyle w:val="Heading2"/>
         <w:spacing w:after="240"/>
         <w:rPr>
@@ -1227,11 +965,14 @@
     <w:p>
       <w:pPr>
         <w:spacing w:before="240"/>
-      </w:pPr>
-      <w:r>
         <w:rPr>
           <w:b/>
         </w:rPr>
+      </w:pPr>
+      <w:r>
+        <w:rPr>
+          <w:b/>
+        </w:rPr>
         <w:t>Activity</w:t>
       </w:r>
       <w:r>
@@ -1239,50 +980,218 @@
           <w:b/>
         </w:rPr>
         <w:t>:</w:t>
-      </w:r>
-      <w:r>
-        <w:rPr>
-          <w:b/>
-        </w:rPr>
-        <w:br/>
-      </w:r>
-      <w:r>
-        <w:t>..</w:t>
       </w:r>
     </w:p>
     <w:p>
-      <w:r>
+      <w:pPr>
+        <w:pStyle w:val="ListBullet"/>
+        <w:rPr>
+          <w:lang w:val="en-ID"/>
+        </w:rPr>
+      </w:pPr>
+      <w:r>
+        <w:rPr>
+          <w:lang w:val="en-ID"/>
+        </w:rPr>
+        <w:t xml:space="preserve">Deployed </w:t>
+      </w:r>
+      <w:proofErr w:type="spellStart"/>
+      <w:r>
+        <w:rPr>
+          <w:lang w:val="en-ID"/>
+        </w:rPr>
+        <w:t>Wazuh</w:t>
+      </w:r>
+      <w:proofErr w:type="spellEnd"/>
+      <w:r>
+        <w:rPr>
+          <w:lang w:val="en-ID"/>
+        </w:rPr>
+        <w:t xml:space="preserve"> using Docker.</w:t>
+      </w:r>
+    </w:p>
+    <w:p>
+      <w:pPr>
+        <w:pStyle w:val="ListBullet"/>
+        <w:rPr>
+          <w:lang w:val="en-ID"/>
+        </w:rPr>
+      </w:pPr>
+      <w:r>
+        <w:rPr>
+          <w:lang w:val="en-ID"/>
+        </w:rPr>
+        <w:t xml:space="preserve">Configured </w:t>
+      </w:r>
+      <w:proofErr w:type="spellStart"/>
+      <w:r>
+        <w:rPr>
+          <w:lang w:val="en-ID"/>
+        </w:rPr>
+        <w:t>auditd</w:t>
+      </w:r>
+      <w:proofErr w:type="spellEnd"/>
+      <w:r>
+        <w:rPr>
+          <w:lang w:val="en-ID"/>
+        </w:rPr>
+        <w:t xml:space="preserve"> and the </w:t>
+      </w:r>
+      <w:proofErr w:type="spellStart"/>
+      <w:r>
+        <w:rPr>
+          <w:lang w:val="en-ID"/>
+        </w:rPr>
+        <w:t>Wazuh</w:t>
+      </w:r>
+      <w:proofErr w:type="spellEnd"/>
+      <w:r>
+        <w:rPr>
+          <w:lang w:val="en-ID"/>
+        </w:rPr>
+        <w:t xml:space="preserve"> agent on Ubuntu.</w:t>
+      </w:r>
+    </w:p>
+    <w:p>
+      <w:pPr>
+        <w:pStyle w:val="ListBullet"/>
+        <w:rPr>
+          <w:lang w:val="en-ID"/>
+        </w:rPr>
+      </w:pPr>
+      <w:r>
+        <w:rPr>
+          <w:lang w:val="en-ID"/>
+        </w:rPr>
+        <w:t xml:space="preserve">Configured Sysmon and the </w:t>
+      </w:r>
+      <w:proofErr w:type="spellStart"/>
+      <w:r>
+        <w:rPr>
+          <w:lang w:val="en-ID"/>
+        </w:rPr>
+        <w:t>Wazuh</w:t>
+      </w:r>
+      <w:proofErr w:type="spellEnd"/>
+      <w:r>
+        <w:rPr>
+          <w:lang w:val="en-ID"/>
+        </w:rPr>
+        <w:t xml:space="preserve"> agent on Windows.</w:t>
+      </w:r>
+    </w:p>
+    <w:p>
+      <w:pPr>
+        <w:pStyle w:val="ListBullet"/>
+        <w:rPr>
+          <w:lang w:val="en-ID"/>
+        </w:rPr>
+      </w:pPr>
+      <w:r>
+        <w:rPr>
+          <w:lang w:val="en-ID"/>
+        </w:rPr>
+        <w:t xml:space="preserve">Generated test activity and checked the events in </w:t>
+      </w:r>
+      <w:proofErr w:type="spellStart"/>
+      <w:r>
+        <w:rPr>
+          <w:lang w:val="en-ID"/>
+        </w:rPr>
+        <w:t>Wazuh</w:t>
+      </w:r>
+      <w:proofErr w:type="spellEnd"/>
+      <w:r>
+        <w:rPr>
+          <w:lang w:val="en-ID"/>
+        </w:rPr>
+        <w:t>.</w:t>
+      </w:r>
+    </w:p>
+    <w:p>
+      <w:pPr>
         <w:rPr>
           <w:b/>
         </w:rPr>
+      </w:pPr>
+      <w:r>
+        <w:rPr>
+          <w:b/>
+        </w:rPr>
         <w:t>Findings:</w:t>
       </w:r>
     </w:p>
-    <w:tbl>
-      <w:tblPr>
-        <w:tblStyle w:val="TableGrid"/>
-        <w:tblW w:w="0" w:type="auto"/>
-        <w:tblLook w:val="04A0" w:firstRow="1" w:lastRow="0" w:firstColumn="1" w:lastColumn="0" w:noHBand="0" w:noVBand="1"/>
-      </w:tblPr>
-      <w:tblGrid>
-        <w:gridCol w:w="9926"/>
-      </w:tblGrid>
-      <w:tr>
-        <w:tc>
-          <w:tcPr>
-            <w:tcW w:w="9936" w:type="dxa"/>
-          </w:tcPr>
-          <w:p>
-            <w:pPr>
-              <w:jc w:val="center"/>
-            </w:pPr>
-            <w:r>
-              <w:br/>
-            </w:r>
-          </w:p>
-        </w:tc>
-      </w:tr>
-    </w:tbl>
+    <w:p>
+      <w:pPr>
+        <w:pStyle w:val="ListBullet"/>
+        <w:rPr>
+          <w:lang w:val="en-ID"/>
+        </w:rPr>
+      </w:pPr>
+      <w:r>
+        <w:rPr>
+          <w:lang w:val="en-ID"/>
+        </w:rPr>
+        <w:t xml:space="preserve">Ubuntu process events were collected and detected by a custom </w:t>
+      </w:r>
+      <w:proofErr w:type="spellStart"/>
+      <w:r>
+        <w:rPr>
+          <w:lang w:val="en-ID"/>
+        </w:rPr>
+        <w:t>Wazuh</w:t>
+      </w:r>
+      <w:proofErr w:type="spellEnd"/>
+      <w:r>
+        <w:rPr>
+          <w:lang w:val="en-ID"/>
+        </w:rPr>
+        <w:t xml:space="preserve"> rule.</w:t>
+      </w:r>
+    </w:p>
+    <w:p>
+      <w:pPr>
+        <w:pStyle w:val="ListBullet"/>
+        <w:rPr>
+          <w:lang w:val="en-ID"/>
+        </w:rPr>
+      </w:pPr>
+      <w:r>
+        <w:rPr>
+          <w:lang w:val="en-ID"/>
+        </w:rPr>
+        <w:t xml:space="preserve">Windows Sysmon process events were received by </w:t>
+      </w:r>
+      <w:proofErr w:type="spellStart"/>
+      <w:r>
+        <w:rPr>
+          <w:lang w:val="en-ID"/>
+        </w:rPr>
+        <w:t>Wazuh</w:t>
+      </w:r>
+      <w:proofErr w:type="spellEnd"/>
+      <w:r>
+        <w:rPr>
+          <w:lang w:val="en-ID"/>
+        </w:rPr>
+        <w:t>.</w:t>
+      </w:r>
+    </w:p>
+    <w:p>
+      <w:pPr>
+        <w:pStyle w:val="ListBullet"/>
+        <w:rPr>
+          <w:lang w:val="en-ID"/>
+        </w:rPr>
+      </w:pPr>
+      <w:r>
+        <w:rPr>
+          <w:lang w:val="en-ID"/>
+        </w:rPr>
+        <w:t>Extra logging or rules may be needed to detect file access, deletion and startup changes.</w:t>
+      </w:r>
+    </w:p>
+    <w:p/>
     <w:p>
       <w:pPr>
         <w:pStyle w:val="Heading2"/>
@@ -1302,13 +1211,15 @@
     </w:p>
     <w:p>
       <w:r>
-        <w:t xml:space="preserve">These tools </w:t>
-      </w:r>
-      <w:r>
-        <w:t xml:space="preserve">could </w:t>
-      </w:r>
-      <w:r>
-        <w:t>help me verify whether system activity generated during approved security tests is recorded and available for analysis.</w:t>
+        <w:t xml:space="preserve">These tools help me check whether activity from the selected security tests is recorded and detected by </w:t>
+      </w:r>
+      <w:proofErr w:type="spellStart"/>
+      <w:r>
+        <w:t>Wazuh</w:t>
+      </w:r>
+      <w:proofErr w:type="spellEnd"/>
+      <w:r>
+        <w:t>.</w:t>
       </w:r>
     </w:p>
     <w:p>
@@ -1342,26 +1253,112 @@
       </w:r>
     </w:p>
     <w:p>
-      <w:r>
-        <w:t>I learned that</w:t>
-      </w:r>
-      <w:proofErr w:type="gramStart"/>
-      <w:r>
-        <w:t xml:space="preserve"> ..</w:t>
-      </w:r>
-      <w:proofErr w:type="gramEnd"/>
-      <w:r>
-        <w:t xml:space="preserve"> </w:t>
+      <w:pPr>
+        <w:rPr>
+          <w:b/>
+          <w:lang w:val="en-ID"/>
+        </w:rPr>
+      </w:pPr>
+      <w:r>
+        <w:rPr>
+          <w:b/>
+          <w:lang w:val="en-ID"/>
+        </w:rPr>
+        <w:t xml:space="preserve">Learning reflection: </w:t>
+      </w:r>
+      <w:r>
+        <w:rPr>
+          <w:bCs/>
+          <w:lang w:val="en-ID"/>
+        </w:rPr>
+        <w:t xml:space="preserve">I </w:t>
+      </w:r>
+      <w:r>
+        <w:rPr>
+          <w:bCs/>
+          <w:lang w:val="en-ID"/>
+        </w:rPr>
+        <w:t>gained an insight on</w:t>
+      </w:r>
+      <w:r>
+        <w:rPr>
+          <w:bCs/>
+          <w:lang w:val="en-ID"/>
+        </w:rPr>
+        <w:t xml:space="preserve"> how to collect events from Windows and Ubuntu using Sysmon, </w:t>
+      </w:r>
+      <w:proofErr w:type="spellStart"/>
+      <w:r>
+        <w:rPr>
+          <w:bCs/>
+          <w:lang w:val="en-ID"/>
+        </w:rPr>
+        <w:t>auditd</w:t>
+      </w:r>
+      <w:proofErr w:type="spellEnd"/>
+      <w:r>
+        <w:rPr>
+          <w:bCs/>
+          <w:lang w:val="en-ID"/>
+        </w:rPr>
+        <w:t xml:space="preserve"> and </w:t>
+      </w:r>
+      <w:proofErr w:type="spellStart"/>
+      <w:r>
+        <w:rPr>
+          <w:bCs/>
+          <w:lang w:val="en-ID"/>
+        </w:rPr>
+        <w:t>Wazuh</w:t>
+      </w:r>
+      <w:proofErr w:type="spellEnd"/>
+      <w:r>
+        <w:rPr>
+          <w:bCs/>
+          <w:lang w:val="en-ID"/>
+        </w:rPr>
+        <w:t>.</w:t>
       </w:r>
     </w:p>
     <w:p>
+      <w:pPr>
+        <w:rPr>
+          <w:bCs/>
+          <w:lang w:val="en-ID"/>
+        </w:rPr>
+      </w:pPr>
       <w:r>
         <w:rPr>
           <w:b/>
+          <w:lang w:val="en-ID"/>
         </w:rPr>
         <w:t xml:space="preserve">Next steps: </w:t>
       </w:r>
+      <w:r>
+        <w:rPr>
+          <w:bCs/>
+          <w:lang w:val="en-ID"/>
+        </w:rPr>
+        <w:t xml:space="preserve">Test selected ATT&amp;CK techniques and compare the results with the events recorded by </w:t>
+      </w:r>
+      <w:proofErr w:type="spellStart"/>
+      <w:r>
+        <w:rPr>
+          <w:bCs/>
+          <w:lang w:val="en-ID"/>
+        </w:rPr>
+        <w:t>Wazuh</w:t>
+      </w:r>
+      <w:proofErr w:type="spellEnd"/>
+      <w:r>
+        <w:rPr>
+          <w:bCs/>
+          <w:lang w:val="en-ID"/>
+        </w:rPr>
+        <w:t>.</w:t>
+      </w:r>
     </w:p>
+    <w:p/>
     <w:p>
       <w:pPr>
         <w:pStyle w:val="Heading2"/>
@@ -1572,7 +1569,7 @@
           <w:sz w:val="40"/>
           <w:szCs w:val="40"/>
         </w:rPr>
-        <w:t>X</w:t>
+        <w:t>3</w:t>
       </w:r>
       <w:r>
         <w:rPr>
@@ -1756,8 +1753,6 @@
       </w:r>
       <w:r>
         <w:br/>
-      </w:r>
-      <w:r>
         <w:t>..</w:t>
       </w:r>
     </w:p>
@@ -1770,8 +1765,6 @@
       </w:r>
       <w:r>
         <w:br/>
-      </w:r>
-      <w:r>
         <w:t>..</w:t>
       </w:r>
     </w:p>
@@ -2238,10 +2231,11 @@
   <w:abstractNum w:abstractNumId="8" w15:restartNumberingAfterBreak="0">
     <w:nsid w:val="FFFFFF89"/>
     <w:multiLevelType w:val="singleLevel"/>
-    <w:tmpl w:val="F56602BA"/>
+    <w:tmpl w:val="77B6FA76"/>
     <w:lvl w:ilvl="0">
       <w:start w:val="1"/>
       <w:numFmt w:val="bullet"/>
+      <w:pStyle w:val="ListBullet"/>
       <w:lvlText w:val=""/>
       <w:lvlJc w:val="left"/>
       <w:pPr>
@@ -2497,7 +2491,7 @@
   <w:abstractNum w:abstractNumId="11" w15:restartNumberingAfterBreak="0">
     <w:nsid w:val="4BD97EF3"/>
     <w:multiLevelType w:val="hybridMultilevel"/>
-    <w:tmpl w:val="287EE580"/>
+    <w:tmpl w:val="1DEA25A8"/>
     <w:lvl w:ilvl="0" w:tplc="03948474">
       <w:start w:val="1"/>
       <w:numFmt w:val="bullet"/>

--- a/docs/Tool Study.docx
+++ b/docs/Tool Study.docx
@@ -74,6 +74,9 @@
         <w:br/>
         <w:t>03.</w:t>
       </w:r>
+      <w:r>
+        <w:t xml:space="preserve"> Atomic Red Team</w:t>
+      </w:r>
     </w:p>
     <w:p>
       <w:r>
@@ -137,13 +140,7 @@
         <w:t>Vagrant</w:t>
       </w:r>
       <w:r>
-        <w:t xml:space="preserve"> uses a configuration file to define virtual machines and their settings. It works with a provider such as VirtualBox to create and manage the </w:t>
-      </w:r>
-      <w:r>
-        <w:t>environment</w:t>
-      </w:r>
-      <w:r>
-        <w:t>.</w:t>
+        <w:t xml:space="preserve"> uses a configuration file to define virtual machines and their settings. It works with a provider such as VirtualBox to create and manage the environment.</w:t>
       </w:r>
     </w:p>
     <w:p>
@@ -693,7 +690,6 @@
       <w:r>
         <w:t xml:space="preserve"> records Windows system activity, while </w:t>
       </w:r>
-      <w:proofErr w:type="spellStart"/>
       <w:r>
         <w:rPr>
           <w:b/>
@@ -701,11 +697,9 @@
         </w:rPr>
         <w:t>auditd</w:t>
       </w:r>
-      <w:proofErr w:type="spellEnd"/>
       <w:r>
         <w:t xml:space="preserve"> records configured Linux audit events. </w:t>
       </w:r>
-      <w:proofErr w:type="spellStart"/>
       <w:r>
         <w:rPr>
           <w:b/>
@@ -713,7 +707,6 @@
         </w:rPr>
         <w:t>Wazuh</w:t>
       </w:r>
-      <w:proofErr w:type="spellEnd"/>
       <w:r>
         <w:t xml:space="preserve"> collects and analyses events from both systems and displays relevant alerts in its dashboard.</w:t>
       </w:r>
@@ -861,55 +854,35 @@
           <w:lang w:val="en-ID"/>
         </w:rPr>
       </w:pPr>
-      <w:proofErr w:type="spellStart"/>
       <w:r>
         <w:rPr>
           <w:b/>
           <w:bCs/>
           <w:lang w:val="en-ID"/>
         </w:rPr>
-        <w:t>auditd</w:t>
-      </w:r>
-      <w:proofErr w:type="spellEnd"/>
+        <w:t>auditd:</w:t>
+      </w:r>
+      <w:r>
+        <w:rPr>
+          <w:lang w:val="en-ID"/>
+        </w:rPr>
+        <w:t xml:space="preserve"> Records configured Linux audit events.</w:t>
+      </w:r>
+    </w:p>
+    <w:p>
+      <w:pPr>
+        <w:pStyle w:val="ListBullet"/>
+        <w:rPr>
+          <w:lang w:val="en-ID"/>
+        </w:rPr>
+      </w:pPr>
       <w:r>
         <w:rPr>
           <w:b/>
           <w:bCs/>
           <w:lang w:val="en-ID"/>
         </w:rPr>
-        <w:t>:</w:t>
-      </w:r>
-      <w:r>
-        <w:rPr>
-          <w:lang w:val="en-ID"/>
-        </w:rPr>
-        <w:t xml:space="preserve"> Records configured Linux audit events.</w:t>
-      </w:r>
-    </w:p>
-    <w:p>
-      <w:pPr>
-        <w:pStyle w:val="ListBullet"/>
-        <w:rPr>
-          <w:lang w:val="en-ID"/>
-        </w:rPr>
-      </w:pPr>
-      <w:proofErr w:type="spellStart"/>
-      <w:r>
-        <w:rPr>
-          <w:b/>
-          <w:bCs/>
-          <w:lang w:val="en-ID"/>
-        </w:rPr>
-        <w:t>Wazuh</w:t>
-      </w:r>
-      <w:proofErr w:type="spellEnd"/>
-      <w:r>
-        <w:rPr>
-          <w:b/>
-          <w:bCs/>
-          <w:lang w:val="en-ID"/>
-        </w:rPr>
-        <w:t>:</w:t>
+        <w:t>Wazuh:</w:t>
       </w:r>
       <w:r>
         <w:rPr>
@@ -993,21 +966,7 @@
         <w:rPr>
           <w:lang w:val="en-ID"/>
         </w:rPr>
-        <w:t xml:space="preserve">Deployed </w:t>
-      </w:r>
-      <w:proofErr w:type="spellStart"/>
-      <w:r>
-        <w:rPr>
-          <w:lang w:val="en-ID"/>
-        </w:rPr>
-        <w:t>Wazuh</w:t>
-      </w:r>
-      <w:proofErr w:type="spellEnd"/>
-      <w:r>
-        <w:rPr>
-          <w:lang w:val="en-ID"/>
-        </w:rPr>
-        <w:t xml:space="preserve"> using Docker.</w:t>
+        <w:t>Deployed Wazuh using Docker.</w:t>
       </w:r>
     </w:p>
     <w:p>
@@ -1021,35 +980,7 @@
         <w:rPr>
           <w:lang w:val="en-ID"/>
         </w:rPr>
-        <w:t xml:space="preserve">Configured </w:t>
-      </w:r>
-      <w:proofErr w:type="spellStart"/>
-      <w:r>
-        <w:rPr>
-          <w:lang w:val="en-ID"/>
-        </w:rPr>
-        <w:t>auditd</w:t>
-      </w:r>
-      <w:proofErr w:type="spellEnd"/>
-      <w:r>
-        <w:rPr>
-          <w:lang w:val="en-ID"/>
-        </w:rPr>
-        <w:t xml:space="preserve"> and the </w:t>
-      </w:r>
-      <w:proofErr w:type="spellStart"/>
-      <w:r>
-        <w:rPr>
-          <w:lang w:val="en-ID"/>
-        </w:rPr>
-        <w:t>Wazuh</w:t>
-      </w:r>
-      <w:proofErr w:type="spellEnd"/>
-      <w:r>
-        <w:rPr>
-          <w:lang w:val="en-ID"/>
-        </w:rPr>
-        <w:t xml:space="preserve"> agent on Ubuntu.</w:t>
+        <w:t>Configured auditd and the Wazuh agent on Ubuntu.</w:t>
       </w:r>
     </w:p>
     <w:p>
@@ -1063,21 +994,7 @@
         <w:rPr>
           <w:lang w:val="en-ID"/>
         </w:rPr>
-        <w:t xml:space="preserve">Configured Sysmon and the </w:t>
-      </w:r>
-      <w:proofErr w:type="spellStart"/>
-      <w:r>
-        <w:rPr>
-          <w:lang w:val="en-ID"/>
-        </w:rPr>
-        <w:t>Wazuh</w:t>
-      </w:r>
-      <w:proofErr w:type="spellEnd"/>
-      <w:r>
-        <w:rPr>
-          <w:lang w:val="en-ID"/>
-        </w:rPr>
-        <w:t xml:space="preserve"> agent on Windows.</w:t>
+        <w:t>Configured Sysmon and the Wazuh agent on Windows.</w:t>
       </w:r>
     </w:p>
     <w:p>
@@ -1091,21 +1008,7 @@
         <w:rPr>
           <w:lang w:val="en-ID"/>
         </w:rPr>
-        <w:t xml:space="preserve">Generated test activity and checked the events in </w:t>
-      </w:r>
-      <w:proofErr w:type="spellStart"/>
-      <w:r>
-        <w:rPr>
-          <w:lang w:val="en-ID"/>
-        </w:rPr>
-        <w:t>Wazuh</w:t>
-      </w:r>
-      <w:proofErr w:type="spellEnd"/>
-      <w:r>
-        <w:rPr>
-          <w:lang w:val="en-ID"/>
-        </w:rPr>
-        <w:t>.</w:t>
+        <w:t>Generated test activity and checked the events in Wazuh.</w:t>
       </w:r>
     </w:p>
     <w:p>
@@ -1132,21 +1035,7 @@
         <w:rPr>
           <w:lang w:val="en-ID"/>
         </w:rPr>
-        <w:t xml:space="preserve">Ubuntu process events were collected and detected by a custom </w:t>
-      </w:r>
-      <w:proofErr w:type="spellStart"/>
-      <w:r>
-        <w:rPr>
-          <w:lang w:val="en-ID"/>
-        </w:rPr>
-        <w:t>Wazuh</w:t>
-      </w:r>
-      <w:proofErr w:type="spellEnd"/>
-      <w:r>
-        <w:rPr>
-          <w:lang w:val="en-ID"/>
-        </w:rPr>
-        <w:t xml:space="preserve"> rule.</w:t>
+        <w:t>Ubuntu process events were collected and detected by a custom Wazuh rule.</w:t>
       </w:r>
     </w:p>
     <w:p>
@@ -1160,21 +1049,7 @@
         <w:rPr>
           <w:lang w:val="en-ID"/>
         </w:rPr>
-        <w:t xml:space="preserve">Windows Sysmon process events were received by </w:t>
-      </w:r>
-      <w:proofErr w:type="spellStart"/>
-      <w:r>
-        <w:rPr>
-          <w:lang w:val="en-ID"/>
-        </w:rPr>
-        <w:t>Wazuh</w:t>
-      </w:r>
-      <w:proofErr w:type="spellEnd"/>
-      <w:r>
-        <w:rPr>
-          <w:lang w:val="en-ID"/>
-        </w:rPr>
-        <w:t>.</w:t>
+        <w:t>Windows Sysmon process events were received by Wazuh.</w:t>
       </w:r>
     </w:p>
     <w:p>
@@ -1211,15 +1086,7 @@
     </w:p>
     <w:p>
       <w:r>
-        <w:t xml:space="preserve">These tools help me check whether activity from the selected security tests is recorded and detected by </w:t>
-      </w:r>
-      <w:proofErr w:type="spellStart"/>
-      <w:r>
-        <w:t>Wazuh</w:t>
-      </w:r>
-      <w:proofErr w:type="spellEnd"/>
-      <w:r>
-        <w:t>.</w:t>
+        <w:t>These tools help me check whether activity from the selected security tests is recorded and detected by Wazuh.</w:t>
       </w:r>
     </w:p>
     <w:p>
@@ -1285,71 +1152,30 @@
           <w:bCs/>
           <w:lang w:val="en-ID"/>
         </w:rPr>
-        <w:t xml:space="preserve"> how to collect events from Windows and Ubuntu using Sysmon, </w:t>
-      </w:r>
-      <w:proofErr w:type="spellStart"/>
-      <w:r>
+        <w:t xml:space="preserve"> how to collect events from Windows and Ubuntu using Sysmon, auditd and Wazuh.</w:t>
+      </w:r>
+    </w:p>
+    <w:p>
+      <w:pPr>
         <w:rPr>
           <w:bCs/>
           <w:lang w:val="en-ID"/>
         </w:rPr>
-        <w:t>auditd</w:t>
-      </w:r>
-      <w:proofErr w:type="spellEnd"/>
+      </w:pPr>
+      <w:r>
+        <w:rPr>
+          <w:b/>
+          <w:lang w:val="en-ID"/>
+        </w:rPr>
+        <w:t xml:space="preserve">Next steps: </w:t>
+      </w:r>
       <w:r>
         <w:rPr>
           <w:bCs/>
           <w:lang w:val="en-ID"/>
         </w:rPr>
-        <w:t xml:space="preserve"> and </w:t>
-      </w:r>
-      <w:proofErr w:type="spellStart"/>
-      <w:r>
-        <w:rPr>
-          <w:bCs/>
-          <w:lang w:val="en-ID"/>
-        </w:rPr>
-        <w:t>Wazuh</w:t>
-      </w:r>
-      <w:proofErr w:type="spellEnd"/>
-      <w:r>
-        <w:rPr>
-          <w:bCs/>
-          <w:lang w:val="en-ID"/>
-        </w:rPr>
-        <w:t>.</w:t>
-      </w:r>
-    </w:p>
-    <w:p>
-      <w:pPr>
-        <w:rPr>
-          <w:bCs/>
-          <w:lang w:val="en-ID"/>
-        </w:rPr>
-      </w:pPr>
-      <w:r>
-        <w:rPr>
-          <w:b/>
-          <w:lang w:val="en-ID"/>
-        </w:rPr>
-        <w:t xml:space="preserve">Next steps: </w:t>
-      </w:r>
-      <w:r>
-        <w:rPr>
-          <w:bCs/>
-          <w:lang w:val="en-ID"/>
-        </w:rPr>
-        <w:t xml:space="preserve">Test selected ATT&amp;CK techniques and compare the results with the events recorded by </w:t>
-      </w:r>
-      <w:proofErr w:type="spellStart"/>
-      <w:r>
-        <w:rPr>
-          <w:bCs/>
-          <w:lang w:val="en-ID"/>
-        </w:rPr>
-        <w:t>Wazuh</w:t>
-      </w:r>
-      <w:proofErr w:type="spellEnd"/>
+        <w:t>Test selected ATT&amp;CK techniques and compare the results with the events recorded by Wazuh</w:t>
+      </w:r>
       <w:r>
         <w:rPr>
           <w:bCs/>
@@ -1438,23 +1264,13 @@
           <w:lang w:val="en-ID" w:eastAsia="en-ID"/>
         </w:rPr>
       </w:pPr>
-      <w:proofErr w:type="spellStart"/>
       <w:r>
         <w:rPr>
           <w:rFonts w:ascii="Calibri" w:eastAsia="Times New Roman" w:hAnsi="Calibri" w:cs="Calibri"/>
           <w:szCs w:val="20"/>
           <w:lang w:val="en-ID" w:eastAsia="en-ID"/>
         </w:rPr>
-        <w:t>auditd</w:t>
-      </w:r>
-      <w:proofErr w:type="spellEnd"/>
-      <w:r>
-        <w:rPr>
-          <w:rFonts w:ascii="Calibri" w:eastAsia="Times New Roman" w:hAnsi="Calibri" w:cs="Calibri"/>
-          <w:szCs w:val="20"/>
-          <w:lang w:val="en-ID" w:eastAsia="en-ID"/>
-        </w:rPr>
-        <w:t xml:space="preserve"> (</w:t>
+        <w:t>auditd (</w:t>
       </w:r>
       <w:hyperlink r:id="rId12" w:history="1">
         <w:r>
@@ -1490,23 +1306,13 @@
           <w:lang w:val="en-ID" w:eastAsia="en-ID"/>
         </w:rPr>
       </w:pPr>
-      <w:proofErr w:type="spellStart"/>
       <w:r>
         <w:rPr>
           <w:rFonts w:ascii="Calibri" w:eastAsia="Times New Roman" w:hAnsi="Calibri" w:cs="Calibri"/>
           <w:szCs w:val="20"/>
           <w:lang w:val="en-ID" w:eastAsia="en-ID"/>
         </w:rPr>
-        <w:t>Wazuh</w:t>
-      </w:r>
-      <w:proofErr w:type="spellEnd"/>
-      <w:r>
-        <w:rPr>
-          <w:rFonts w:ascii="Calibri" w:eastAsia="Times New Roman" w:hAnsi="Calibri" w:cs="Calibri"/>
-          <w:szCs w:val="20"/>
-          <w:lang w:val="en-ID" w:eastAsia="en-ID"/>
-        </w:rPr>
-        <w:t xml:space="preserve"> (</w:t>
+        <w:t>Wazuh (</w:t>
       </w:r>
       <w:hyperlink r:id="rId13" w:history="1">
         <w:r>
@@ -1578,10 +1384,17 @@
         </w:rPr>
         <w:t xml:space="preserve">: </w:t>
       </w:r>
+      <w:r>
+        <w:rPr>
+          <w:sz w:val="40"/>
+          <w:szCs w:val="40"/>
+        </w:rPr>
+        <w:t>Atomic Red Team</w:t>
+      </w:r>
     </w:p>
     <w:p>
       <w:r>
-        <w:t>xx</w:t>
+        <w:t>21</w:t>
       </w:r>
       <w:r>
         <w:t xml:space="preserve"> October 2026</w:t>
@@ -1606,6 +1419,9 @@
     <w:p>
       <w:pPr>
         <w:spacing w:before="240"/>
+        <w:rPr>
+          <w:lang w:val="en-ID"/>
+        </w:rPr>
       </w:pPr>
       <w:r>
         <w:rPr>
@@ -1620,41 +1436,86 @@
         <w:br/>
       </w:r>
       <w:r>
-        <w:t>..</w:t>
+        <w:rPr>
+          <w:lang w:val="en-ID"/>
+        </w:rPr>
+        <w:t>Atomic Red Team is a security testing framework that provides tests mapped to MITRE ATT&amp;CK techniques. It uses YAML files to define test procedures, prerequisites, execution commands and cleanup steps.</w:t>
       </w:r>
     </w:p>
     <w:p>
-      <w:r>
-        <w:rPr>
-          <w:b/>
-        </w:rPr>
-        <w:t>Purpose</w:t>
-      </w:r>
-      <w:r>
-        <w:rPr>
-          <w:b/>
-        </w:rPr>
-        <w:br/>
-      </w:r>
-      <w:r>
-        <w:t>..</w:t>
+      <w:pPr>
+        <w:pStyle w:val="Heading2"/>
+        <w:rPr>
+          <w:sz w:val="28"/>
+          <w:szCs w:val="28"/>
+        </w:rPr>
+      </w:pPr>
+      <w:r>
+        <w:rPr>
+          <w:sz w:val="28"/>
+          <w:szCs w:val="28"/>
+        </w:rPr>
+        <w:t>2. How It Works</w:t>
       </w:r>
     </w:p>
     <w:p>
       <w:r>
         <w:rPr>
-          <w:b/>
-        </w:rPr>
-        <w:t>Project relevance</w:t>
-      </w:r>
-      <w:r>
-        <w:rPr>
-          <w:b/>
-        </w:rPr>
-        <w:br/>
-      </w:r>
-      <w:r>
-        <w:t>..</w:t>
+          <w:noProof/>
+        </w:rPr>
+        <w:drawing>
+          <wp:inline distT="0" distB="0" distL="0" distR="0" wp14:anchorId="093B2BC0" wp14:editId="7BEEEDAA">
+            <wp:extent cx="6306917" cy="2000563"/>
+            <wp:effectExtent l="0" t="0" r="0" b="0"/>
+            <wp:docPr id="1858753412" name="Picture 2"/>
+            <wp:cNvGraphicFramePr>
+              <a:graphicFrameLocks xmlns:a="http://schemas.openxmlformats.org/drawingml/2006/main" noChangeAspect="1"/>
+            </wp:cNvGraphicFramePr>
+            <a:graphic xmlns:a="http://schemas.openxmlformats.org/drawingml/2006/main">
+              <a:graphicData uri="http://schemas.openxmlformats.org/drawingml/2006/picture">
+                <pic:pic xmlns:pic="http://schemas.openxmlformats.org/drawingml/2006/picture">
+                  <pic:nvPicPr>
+                    <pic:cNvPr id="0" name="Picture 6"/>
+                    <pic:cNvPicPr>
+                      <a:picLocks noChangeAspect="1" noChangeArrowheads="1"/>
+                    </pic:cNvPicPr>
+                  </pic:nvPicPr>
+                  <pic:blipFill rotWithShape="1">
+                    <a:blip r:embed="rId14">
+                      <a:extLst>
+                        <a:ext uri="{28A0092B-C50C-407E-A947-70E740481C1C}">
+                          <a14:useLocalDpi xmlns:a14="http://schemas.microsoft.com/office/drawing/2010/main" val="0"/>
+                        </a:ext>
+                      </a:extLst>
+                    </a:blip>
+                    <a:srcRect t="16712" b="3961"/>
+                    <a:stretch>
+                      <a:fillRect/>
+                    </a:stretch>
+                  </pic:blipFill>
+                  <pic:spPr bwMode="auto">
+                    <a:xfrm>
+                      <a:off x="0" y="0"/>
+                      <a:ext cx="6309360" cy="2001338"/>
+                    </a:xfrm>
+                    <a:prstGeom prst="rect">
+                      <a:avLst/>
+                    </a:prstGeom>
+                    <a:noFill/>
+                    <a:ln>
+                      <a:noFill/>
+                    </a:ln>
+                    <a:extLst>
+                      <a:ext uri="{53640926-AAD7-44D8-BBD7-CCE9431645EC}">
+                        <a14:shadowObscured xmlns:a14="http://schemas.microsoft.com/office/drawing/2010/main"/>
+                      </a:ext>
+                    </a:extLst>
+                  </pic:spPr>
+                </pic:pic>
+              </a:graphicData>
+            </a:graphic>
+          </wp:inline>
+        </w:drawing>
       </w:r>
     </w:p>
     <w:p>
@@ -1670,102 +1531,351 @@
           <w:sz w:val="28"/>
           <w:szCs w:val="28"/>
         </w:rPr>
-        <w:t>2. How It Works</w:t>
+        <w:t>3. Key Features</w:t>
+      </w:r>
+      <w:r>
+        <w:rPr>
+          <w:sz w:val="28"/>
+          <w:szCs w:val="28"/>
+        </w:rPr>
+        <w:t xml:space="preserve"> &amp;</w:t>
+      </w:r>
+      <w:r>
+        <w:rPr>
+          <w:sz w:val="28"/>
+          <w:szCs w:val="28"/>
+        </w:rPr>
+        <w:t xml:space="preserve"> Requirements</w:t>
       </w:r>
     </w:p>
     <w:p>
       <w:pPr>
+        <w:pStyle w:val="ListParagraph"/>
+        <w:numPr>
+          <w:ilvl w:val="0"/>
+          <w:numId w:val="17"/>
+        </w:numPr>
         <w:spacing w:before="240"/>
+        <w:rPr>
+          <w:bCs/>
+        </w:rPr>
+      </w:pPr>
+      <w:r>
+        <w:rPr>
+          <w:bCs/>
+        </w:rPr>
+        <w:t>Provides tests mapped to MITRE ATT&amp;CK techniques.</w:t>
+      </w:r>
+    </w:p>
+    <w:p>
+      <w:pPr>
+        <w:pStyle w:val="ListParagraph"/>
+        <w:numPr>
+          <w:ilvl w:val="0"/>
+          <w:numId w:val="17"/>
+        </w:numPr>
+        <w:spacing w:before="240"/>
+        <w:rPr>
+          <w:bCs/>
+        </w:rPr>
+      </w:pPr>
+      <w:r>
+        <w:rPr>
+          <w:bCs/>
+        </w:rPr>
+        <w:t>Stores test definitions in YAML files.</w:t>
+      </w:r>
+    </w:p>
+    <w:p>
+      <w:pPr>
+        <w:pStyle w:val="ListParagraph"/>
+        <w:numPr>
+          <w:ilvl w:val="0"/>
+          <w:numId w:val="17"/>
+        </w:numPr>
+        <w:spacing w:before="240"/>
+        <w:rPr>
+          <w:bCs/>
+        </w:rPr>
+      </w:pPr>
+      <w:r>
+        <w:rPr>
+          <w:bCs/>
+        </w:rPr>
+        <w:t>Supports test execution, prerequisite checks and cleanup.</w:t>
+      </w:r>
+    </w:p>
+    <w:p>
+      <w:pPr>
+        <w:pStyle w:val="ListParagraph"/>
+        <w:numPr>
+          <w:ilvl w:val="0"/>
+          <w:numId w:val="17"/>
+        </w:numPr>
+        <w:spacing w:before="240"/>
+        <w:rPr>
+          <w:bCs/>
+        </w:rPr>
+      </w:pPr>
+      <w:r>
+        <w:rPr>
+          <w:bCs/>
+        </w:rPr>
+        <w:t>Help validate</w:t>
+      </w:r>
+      <w:r>
+        <w:rPr>
+          <w:bCs/>
+        </w:rPr>
+        <w:t xml:space="preserve"> security </w:t>
+      </w:r>
+      <w:r>
+        <w:rPr>
+          <w:bCs/>
+        </w:rPr>
+        <w:t>monitoring and detection.</w:t>
+      </w:r>
+    </w:p>
+    <w:p>
+      <w:pPr>
+        <w:ind w:left="360"/>
+        <w:rPr>
+          <w:lang w:val="en-ID"/>
+        </w:rPr>
+      </w:pPr>
+      <w:r>
+        <w:rPr>
+          <w:lang w:val="en-ID"/>
+        </w:rPr>
+        <w:t>PowerShell, the Invoke-AtomicRedTeam module, the Atomic Red Team YAML definitions, and an authorised test environment. Some tests require additional tools or privileges.</w:t>
+      </w:r>
+    </w:p>
+    <w:p>
+      <w:pPr>
+        <w:pStyle w:val="Heading2"/>
         <w:rPr>
           <w:sz w:val="28"/>
           <w:szCs w:val="28"/>
         </w:rPr>
       </w:pPr>
       <w:r>
-        <w:t>..</w:t>
+        <w:rPr>
+          <w:sz w:val="28"/>
+          <w:szCs w:val="28"/>
+        </w:rPr>
+        <w:t>4. Practical Investigation</w:t>
       </w:r>
     </w:p>
     <w:p>
       <w:pPr>
+        <w:spacing w:before="240"/>
+        <w:rPr>
+          <w:b/>
+        </w:rPr>
+      </w:pPr>
+      <w:r>
+        <w:rPr>
+          <w:b/>
+        </w:rPr>
+        <w:t>Activity</w:t>
+      </w:r>
+      <w:r>
+        <w:rPr>
+          <w:b/>
+        </w:rPr>
+        <w:t>:</w:t>
+      </w:r>
+    </w:p>
+    <w:p>
+      <w:pPr>
+        <w:pStyle w:val="ListParagraph"/>
+        <w:numPr>
+          <w:ilvl w:val="0"/>
+          <w:numId w:val="17"/>
+        </w:numPr>
+        <w:spacing w:before="240"/>
+        <w:rPr>
+          <w:bCs/>
+          <w:lang w:val="en-ID"/>
+        </w:rPr>
+      </w:pPr>
+      <w:r>
+        <w:rPr>
+          <w:bCs/>
+          <w:lang w:val="en-ID"/>
+        </w:rPr>
+        <w:t>Retrieved and parsed YAML definitions for 12 selected ATT&amp;CK techniques.</w:t>
+      </w:r>
+    </w:p>
+    <w:p>
+      <w:pPr>
+        <w:pStyle w:val="ListParagraph"/>
+        <w:numPr>
+          <w:ilvl w:val="0"/>
+          <w:numId w:val="17"/>
+        </w:numPr>
+        <w:spacing w:before="240"/>
+        <w:rPr>
+          <w:bCs/>
+          <w:lang w:val="en-ID"/>
+        </w:rPr>
+      </w:pPr>
+      <w:r>
+        <w:rPr>
+          <w:bCs/>
+          <w:lang w:val="en-ID"/>
+        </w:rPr>
+        <w:t>Inspected available tests and executed selected tests using Invoke-AtomicTest.</w:t>
+      </w:r>
+    </w:p>
+    <w:p>
+      <w:pPr>
+        <w:pStyle w:val="ListParagraph"/>
+        <w:numPr>
+          <w:ilvl w:val="0"/>
+          <w:numId w:val="17"/>
+        </w:numPr>
+        <w:spacing w:before="240"/>
+        <w:rPr>
+          <w:bCs/>
+          <w:lang w:val="en-ID"/>
+        </w:rPr>
+      </w:pPr>
+      <w:r>
+        <w:rPr>
+          <w:bCs/>
+          <w:lang w:val="en-ID"/>
+        </w:rPr>
+        <w:t>Recorded execution results and cleanup outcomes.</w:t>
+      </w:r>
+    </w:p>
+    <w:p>
+      <w:pPr>
+        <w:rPr>
+          <w:b/>
+        </w:rPr>
+      </w:pPr>
+      <w:r>
+        <w:rPr>
+          <w:b/>
+        </w:rPr>
+        <w:t>Findings:</w:t>
+      </w:r>
+    </w:p>
+    <w:p>
+      <w:pPr>
+        <w:pStyle w:val="ListParagraph"/>
+        <w:numPr>
+          <w:ilvl w:val="0"/>
+          <w:numId w:val="17"/>
+        </w:numPr>
+        <w:rPr>
+          <w:bCs/>
+          <w:lang w:val="en-ID"/>
+        </w:rPr>
+      </w:pPr>
+      <w:r>
+        <w:rPr>
+          <w:bCs/>
+          <w:lang w:val="en-ID"/>
+        </w:rPr>
+        <w:t>YAML definitions provide structured information about available tests.</w:t>
+      </w:r>
+    </w:p>
+    <w:p>
+      <w:pPr>
+        <w:pStyle w:val="ListParagraph"/>
+        <w:numPr>
+          <w:ilvl w:val="0"/>
+          <w:numId w:val="17"/>
+        </w:numPr>
+        <w:rPr>
+          <w:bCs/>
+          <w:lang w:val="en-ID"/>
+        </w:rPr>
+      </w:pPr>
+      <w:r>
+        <w:rPr>
+          <w:bCs/>
+          <w:lang w:val="en-ID"/>
+        </w:rPr>
+        <w:t>Test execution and cleanup results need to be recorded for repeatability.</w:t>
+      </w:r>
+    </w:p>
+    <w:p>
+      <w:pPr>
+        <w:pStyle w:val="ListParagraph"/>
+        <w:numPr>
+          <w:ilvl w:val="0"/>
+          <w:numId w:val="17"/>
+        </w:numPr>
+        <w:rPr>
+          <w:bCs/>
+          <w:lang w:val="en-ID"/>
+        </w:rPr>
+      </w:pPr>
+      <w:r>
+        <w:rPr>
+          <w:bCs/>
+          <w:lang w:val="en-ID"/>
+        </w:rPr>
+        <w:t>Several</w:t>
+      </w:r>
+      <w:r>
+        <w:rPr>
+          <w:bCs/>
+          <w:lang w:val="en-ID"/>
+        </w:rPr>
+        <w:t xml:space="preserve"> tests require </w:t>
+      </w:r>
+      <w:r>
+        <w:rPr>
+          <w:bCs/>
+          <w:lang w:val="en-ID"/>
+        </w:rPr>
+        <w:t>extra</w:t>
+      </w:r>
+      <w:r>
+        <w:rPr>
+          <w:bCs/>
+          <w:lang w:val="en-ID"/>
+        </w:rPr>
+        <w:t xml:space="preserve"> prerequisites or may modify system settings.</w:t>
+      </w:r>
+      <w:r>
+        <w:rPr>
+          <w:b/>
+        </w:rPr>
+        <w:br/>
+      </w:r>
+    </w:p>
+    <w:p>
+      <w:pPr>
         <w:pStyle w:val="Heading2"/>
         <w:rPr>
           <w:sz w:val="28"/>
           <w:szCs w:val="28"/>
         </w:rPr>
       </w:pPr>
+      <w:r>
+        <w:rPr>
+          <w:sz w:val="28"/>
+          <w:szCs w:val="28"/>
+        </w:rPr>
+        <w:t>5. Project Application</w:t>
+      </w:r>
     </w:p>
     <w:p>
       <w:pPr>
-        <w:pStyle w:val="Heading2"/>
-        <w:rPr>
-          <w:sz w:val="28"/>
-          <w:szCs w:val="28"/>
-        </w:rPr>
-      </w:pPr>
-      <w:r>
-        <w:rPr>
-          <w:sz w:val="28"/>
-          <w:szCs w:val="28"/>
-        </w:rPr>
-        <w:t>3. Key Features</w:t>
-      </w:r>
-      <w:r>
-        <w:rPr>
-          <w:sz w:val="28"/>
-          <w:szCs w:val="28"/>
-        </w:rPr>
-        <w:t xml:space="preserve"> &amp;</w:t>
-      </w:r>
-      <w:r>
-        <w:rPr>
-          <w:sz w:val="28"/>
-          <w:szCs w:val="28"/>
-        </w:rPr>
-        <w:t xml:space="preserve"> Requirements</w:t>
-      </w:r>
-    </w:p>
-    <w:p>
-      <w:pPr>
-        <w:spacing w:before="240"/>
-      </w:pPr>
-      <w:r>
-        <w:rPr>
-          <w:b/>
-        </w:rPr>
-        <w:t>Key features</w:t>
-      </w:r>
-    </w:p>
-    <w:p>
-      <w:pPr>
-        <w:pStyle w:val="ListBullet"/>
-        <w:numPr>
-          <w:ilvl w:val="0"/>
-          <w:numId w:val="1"/>
-        </w:numPr>
-      </w:pPr>
-    </w:p>
-    <w:p>
-      <w:r>
-        <w:rPr>
-          <w:b/>
-        </w:rPr>
-        <w:t>Requirements</w:t>
-      </w:r>
-      <w:r>
-        <w:br/>
-        <w:t>..</w:t>
-      </w:r>
-    </w:p>
-    <w:p>
-      <w:r>
-        <w:rPr>
-          <w:b/>
-        </w:rPr>
-        <w:t>Limitations</w:t>
-      </w:r>
-      <w:r>
-        <w:br/>
-        <w:t>..</w:t>
+        <w:rPr>
+          <w:lang w:val="en-ID"/>
+        </w:rPr>
+      </w:pPr>
+      <w:r>
+        <w:rPr>
+          <w:lang w:val="en-ID"/>
+        </w:rPr>
+        <w:t>Atomic Red Team supports repeatable adversary testing in the cybersecurity lab. Test results can be compared with Ubuntu audit and Windows Sysmon events collected by Wazuh to evaluate security monitoring.</w:t>
       </w:r>
     </w:p>
     <w:p/>
@@ -1782,18 +1892,35 @@
           <w:sz w:val="28"/>
           <w:szCs w:val="28"/>
         </w:rPr>
-        <w:t>4. Practical Investigation</w:t>
+        <w:t xml:space="preserve">6. Learning Reflection </w:t>
+      </w:r>
+      <w:r>
+        <w:rPr>
+          <w:sz w:val="28"/>
+          <w:szCs w:val="28"/>
+        </w:rPr>
+        <w:t xml:space="preserve">&amp; </w:t>
+      </w:r>
+      <w:r>
+        <w:rPr>
+          <w:sz w:val="28"/>
+          <w:szCs w:val="28"/>
+        </w:rPr>
+        <w:t>Next Steps</w:t>
       </w:r>
     </w:p>
     <w:p>
       <w:pPr>
-        <w:spacing w:before="240"/>
+        <w:rPr>
+          <w:bCs/>
+          <w:lang w:val="en-ID"/>
+        </w:rPr>
       </w:pPr>
       <w:r>
         <w:rPr>
           <w:b/>
         </w:rPr>
-        <w:t>Activity</w:t>
+        <w:t>Learning reflection</w:t>
       </w:r>
       <w:r>
         <w:rPr>
@@ -1805,147 +1932,50 @@
         <w:rPr>
           <w:b/>
         </w:rPr>
-        <w:br/>
-      </w:r>
-      <w:r>
-        <w:t>..</w:t>
+        <w:t xml:space="preserve"> </w:t>
+      </w:r>
+      <w:r>
+        <w:rPr>
+          <w:bCs/>
+        </w:rPr>
+        <w:t xml:space="preserve">I learned </w:t>
+      </w:r>
+      <w:r>
+        <w:rPr>
+          <w:bCs/>
+          <w:lang w:val="en-ID"/>
+        </w:rPr>
+        <w:t>how Atomic Red Team organises ATT&amp;CK tests in YAML and how selected tests can be executed and documented using Invoke-AtomicTest.</w:t>
       </w:r>
     </w:p>
     <w:p>
+      <w:pPr>
+        <w:rPr>
+          <w:lang w:val="en-ID"/>
+        </w:rPr>
+      </w:pPr>
       <w:r>
         <w:rPr>
           <w:b/>
-        </w:rPr>
-        <w:t>Findings:</w:t>
-      </w:r>
-      <w:r>
-        <w:rPr>
-          <w:b/>
-        </w:rPr>
-        <w:br/>
+          <w:bCs/>
+          <w:lang w:val="en-ID"/>
+        </w:rPr>
+        <w:t>Next steps:</w:t>
+      </w:r>
+      <w:r>
+        <w:rPr>
+          <w:lang w:val="en-ID"/>
+        </w:rPr>
+        <w:t xml:space="preserve"> Confirm the execution requirements</w:t>
+      </w:r>
+      <w:r>
+        <w:rPr>
+          <w:lang w:val="en-ID"/>
+        </w:rPr>
+        <w:t>.</w:t>
       </w:r>
     </w:p>
-    <w:p>
-      <w:r>
-        <w:rPr>
-          <w:b/>
-        </w:rPr>
-        <w:t>Screenshot</w:t>
-      </w:r>
-      <w:r>
-        <w:rPr>
-          <w:b/>
-        </w:rPr>
-        <w:t>:</w:t>
-      </w:r>
-    </w:p>
-    <w:tbl>
-      <w:tblPr>
-        <w:tblStyle w:val="TableGrid"/>
-        <w:tblW w:w="0" w:type="auto"/>
-        <w:tblLook w:val="04A0" w:firstRow="1" w:lastRow="0" w:firstColumn="1" w:lastColumn="0" w:noHBand="0" w:noVBand="1"/>
-      </w:tblPr>
-      <w:tblGrid>
-        <w:gridCol w:w="9926"/>
-      </w:tblGrid>
-      <w:tr>
-        <w:tc>
-          <w:tcPr>
-            <w:tcW w:w="9936" w:type="dxa"/>
-          </w:tcPr>
-          <w:p>
-            <w:pPr>
-              <w:jc w:val="center"/>
-            </w:pPr>
-            <w:r>
-              <w:br/>
-            </w:r>
-            <w:r>
-              <w:br/>
-            </w:r>
-            <w:r>
-              <w:br/>
-            </w:r>
-            <w:r>
-              <w:br/>
-            </w:r>
-          </w:p>
-        </w:tc>
-      </w:tr>
-    </w:tbl>
-    <w:p>
-      <w:pPr>
-        <w:pStyle w:val="Heading2"/>
-        <w:rPr>
-          <w:sz w:val="28"/>
-          <w:szCs w:val="28"/>
-        </w:rPr>
-      </w:pPr>
-      <w:r>
-        <w:rPr>
-          <w:sz w:val="28"/>
-          <w:szCs w:val="28"/>
-        </w:rPr>
-        <w:t>5. Project Application</w:t>
-      </w:r>
-    </w:p>
-    <w:p>
-      <w:r>
-        <w:t>..</w:t>
-      </w:r>
-    </w:p>
-    <w:p>
-      <w:pPr>
-        <w:pStyle w:val="Heading2"/>
-        <w:rPr>
-          <w:sz w:val="28"/>
-          <w:szCs w:val="28"/>
-        </w:rPr>
-      </w:pPr>
-      <w:r>
-        <w:rPr>
-          <w:sz w:val="28"/>
-          <w:szCs w:val="28"/>
-        </w:rPr>
-        <w:lastRenderedPageBreak/>
-        <w:t xml:space="preserve">6. Learning Reflection </w:t>
-      </w:r>
-      <w:r>
-        <w:rPr>
-          <w:sz w:val="28"/>
-          <w:szCs w:val="28"/>
-        </w:rPr>
-        <w:t xml:space="preserve">&amp; </w:t>
-      </w:r>
-      <w:r>
-        <w:rPr>
-          <w:sz w:val="28"/>
-          <w:szCs w:val="28"/>
-        </w:rPr>
-        <w:t>Next Steps</w:t>
-      </w:r>
-    </w:p>
-    <w:p>
-      <w:r>
-        <w:t>I learned that</w:t>
-      </w:r>
-      <w:proofErr w:type="gramStart"/>
-      <w:r>
-        <w:t xml:space="preserve"> ..</w:t>
-      </w:r>
-      <w:proofErr w:type="gramEnd"/>
-      <w:r>
-        <w:t xml:space="preserve"> </w:t>
-      </w:r>
-    </w:p>
-    <w:p>
-      <w:r>
-        <w:rPr>
-          <w:b/>
-        </w:rPr>
-        <w:t xml:space="preserve">Next steps: </w:t>
-      </w:r>
-    </w:p>
+    <w:p/>
     <w:p>
       <w:pPr>
         <w:pStyle w:val="Heading2"/>
@@ -1976,12 +2006,59 @@
           <w:ilvl w:val="0"/>
           <w:numId w:val="10"/>
         </w:numPr>
-      </w:pPr>
+        <w:spacing w:line="360" w:lineRule="auto"/>
+        <w:rPr>
+          <w:lang w:val="en-ID"/>
+        </w:rPr>
+      </w:pPr>
+      <w:r>
+        <w:rPr>
+          <w:lang w:val="en-ID"/>
+        </w:rPr>
+        <w:t xml:space="preserve">Atomic Red Team: </w:t>
+      </w:r>
+      <w:hyperlink r:id="rId15" w:history="1">
+        <w:r>
+          <w:rPr>
+            <w:rStyle w:val="Hyperlink"/>
+            <w:lang w:val="en-ID"/>
+          </w:rPr>
+          <w:t>https://github.com/redcanaryco/atomic-red-team</w:t>
+        </w:r>
+      </w:hyperlink>
+    </w:p>
+    <w:p>
+      <w:pPr>
+        <w:pStyle w:val="ListParagraph"/>
+        <w:numPr>
+          <w:ilvl w:val="0"/>
+          <w:numId w:val="10"/>
+        </w:numPr>
+        <w:spacing w:line="360" w:lineRule="auto"/>
+        <w:rPr>
+          <w:lang w:val="en-ID"/>
+        </w:rPr>
+      </w:pPr>
+      <w:r>
+        <w:rPr>
+          <w:lang w:val="en-ID"/>
+        </w:rPr>
+        <w:t xml:space="preserve">Invoke-AtomicRedTeam: </w:t>
+      </w:r>
+      <w:hyperlink r:id="rId16" w:history="1">
+        <w:r>
+          <w:rPr>
+            <w:rStyle w:val="Hyperlink"/>
+            <w:lang w:val="en-ID"/>
+          </w:rPr>
+          <w:t>https://github.com/redcanaryco/invoke-atomicredteam</w:t>
+        </w:r>
+      </w:hyperlink>
     </w:p>
     <w:p/>
     <w:p/>
     <w:sectPr>
-      <w:footerReference w:type="default" r:id="rId14"/>
+      <w:footerReference w:type="default" r:id="rId17"/>
       <w:pgSz w:w="12240" w:h="15840"/>
       <w:pgMar w:top="936" w:right="1152" w:bottom="936" w:left="1152" w:header="720" w:footer="720" w:gutter="0"/>
       <w:cols w:space="720"/>
@@ -2231,7 +2308,7 @@
   <w:abstractNum w:abstractNumId="8" w15:restartNumberingAfterBreak="0">
     <w:nsid w:val="FFFFFF89"/>
     <w:multiLevelType w:val="singleLevel"/>
-    <w:tmpl w:val="77B6FA76"/>
+    <w:tmpl w:val="77C6710C"/>
     <w:lvl w:ilvl="0">
       <w:start w:val="1"/>
       <w:numFmt w:val="bullet"/>
@@ -2250,6 +2327,268 @@
     </w:lvl>
   </w:abstractNum>
   <w:abstractNum w:abstractNumId="9" w15:restartNumberingAfterBreak="0">
+    <w:nsid w:val="06D53855"/>
+    <w:multiLevelType w:val="hybridMultilevel"/>
+    <w:tmpl w:val="A7201578"/>
+    <w:lvl w:ilvl="0" w:tplc="38090001">
+      <w:start w:val="1"/>
+      <w:numFmt w:val="bullet"/>
+      <w:lvlText w:val=""/>
+      <w:lvlJc w:val="left"/>
+      <w:pPr>
+        <w:ind w:left="720" w:hanging="360"/>
+      </w:pPr>
+      <w:rPr>
+        <w:rFonts w:ascii="Symbol" w:hAnsi="Symbol" w:hint="default"/>
+      </w:rPr>
+    </w:lvl>
+    <w:lvl w:ilvl="1" w:tplc="38090003" w:tentative="1">
+      <w:start w:val="1"/>
+      <w:numFmt w:val="bullet"/>
+      <w:lvlText w:val="o"/>
+      <w:lvlJc w:val="left"/>
+      <w:pPr>
+        <w:ind w:left="1440" w:hanging="360"/>
+      </w:pPr>
+      <w:rPr>
+        <w:rFonts w:ascii="Courier New" w:hAnsi="Courier New" w:cs="Courier New" w:hint="default"/>
+      </w:rPr>
+    </w:lvl>
+    <w:lvl w:ilvl="2" w:tplc="38090005" w:tentative="1">
+      <w:start w:val="1"/>
+      <w:numFmt w:val="bullet"/>
+      <w:lvlText w:val=""/>
+      <w:lvlJc w:val="left"/>
+      <w:pPr>
+        <w:ind w:left="2160" w:hanging="360"/>
+      </w:pPr>
+      <w:rPr>
+        <w:rFonts w:ascii="Wingdings" w:hAnsi="Wingdings" w:hint="default"/>
+      </w:rPr>
+    </w:lvl>
+    <w:lvl w:ilvl="3" w:tplc="38090001" w:tentative="1">
+      <w:start w:val="1"/>
+      <w:numFmt w:val="bullet"/>
+      <w:lvlText w:val=""/>
+      <w:lvlJc w:val="left"/>
+      <w:pPr>
+        <w:ind w:left="2880" w:hanging="360"/>
+      </w:pPr>
+      <w:rPr>
+        <w:rFonts w:ascii="Symbol" w:hAnsi="Symbol" w:hint="default"/>
+      </w:rPr>
+    </w:lvl>
+    <w:lvl w:ilvl="4" w:tplc="38090003" w:tentative="1">
+      <w:start w:val="1"/>
+      <w:numFmt w:val="bullet"/>
+      <w:lvlText w:val="o"/>
+      <w:lvlJc w:val="left"/>
+      <w:pPr>
+        <w:ind w:left="3600" w:hanging="360"/>
+      </w:pPr>
+      <w:rPr>
+        <w:rFonts w:ascii="Courier New" w:hAnsi="Courier New" w:cs="Courier New" w:hint="default"/>
+      </w:rPr>
+    </w:lvl>
+    <w:lvl w:ilvl="5" w:tplc="38090005" w:tentative="1">
+      <w:start w:val="1"/>
+      <w:numFmt w:val="bullet"/>
+      <w:lvlText w:val=""/>
+      <w:lvlJc w:val="left"/>
+      <w:pPr>
+        <w:ind w:left="4320" w:hanging="360"/>
+      </w:pPr>
+      <w:rPr>
+        <w:rFonts w:ascii="Wingdings" w:hAnsi="Wingdings" w:hint="default"/>
+      </w:rPr>
+    </w:lvl>
+    <w:lvl w:ilvl="6" w:tplc="38090001" w:tentative="1">
+      <w:start w:val="1"/>
+      <w:numFmt w:val="bullet"/>
+      <w:lvlText w:val=""/>
+      <w:lvlJc w:val="left"/>
+      <w:pPr>
+        <w:ind w:left="5040" w:hanging="360"/>
+      </w:pPr>
+      <w:rPr>
+        <w:rFonts w:ascii="Symbol" w:hAnsi="Symbol" w:hint="default"/>
+      </w:rPr>
+    </w:lvl>
+    <w:lvl w:ilvl="7" w:tplc="38090003" w:tentative="1">
+      <w:start w:val="1"/>
+      <w:numFmt w:val="bullet"/>
+      <w:lvlText w:val="o"/>
+      <w:lvlJc w:val="left"/>
+      <w:pPr>
+        <w:ind w:left="5760" w:hanging="360"/>
+      </w:pPr>
+      <w:rPr>
+        <w:rFonts w:ascii="Courier New" w:hAnsi="Courier New" w:cs="Courier New" w:hint="default"/>
+      </w:rPr>
+    </w:lvl>
+    <w:lvl w:ilvl="8" w:tplc="38090005" w:tentative="1">
+      <w:start w:val="1"/>
+      <w:numFmt w:val="bullet"/>
+      <w:lvlText w:val=""/>
+      <w:lvlJc w:val="left"/>
+      <w:pPr>
+        <w:ind w:left="6480" w:hanging="360"/>
+      </w:pPr>
+      <w:rPr>
+        <w:rFonts w:ascii="Wingdings" w:hAnsi="Wingdings" w:hint="default"/>
+      </w:rPr>
+    </w:lvl>
+  </w:abstractNum>
+  <w:abstractNum w:abstractNumId="10" w15:restartNumberingAfterBreak="0">
+    <w:nsid w:val="1AD34FFE"/>
+    <w:multiLevelType w:val="multilevel"/>
+    <w:tmpl w:val="1C869A08"/>
+    <w:lvl w:ilvl="0">
+      <w:start w:val="1"/>
+      <w:numFmt w:val="bullet"/>
+      <w:lvlText w:val=""/>
+      <w:lvlJc w:val="left"/>
+      <w:pPr>
+        <w:tabs>
+          <w:tab w:val="num" w:pos="720"/>
+        </w:tabs>
+        <w:ind w:left="720" w:hanging="360"/>
+      </w:pPr>
+      <w:rPr>
+        <w:rFonts w:ascii="Symbol" w:hAnsi="Symbol" w:hint="default"/>
+        <w:sz w:val="20"/>
+      </w:rPr>
+    </w:lvl>
+    <w:lvl w:ilvl="1" w:tentative="1">
+      <w:start w:val="1"/>
+      <w:numFmt w:val="bullet"/>
+      <w:lvlText w:val="o"/>
+      <w:lvlJc w:val="left"/>
+      <w:pPr>
+        <w:tabs>
+          <w:tab w:val="num" w:pos="1440"/>
+        </w:tabs>
+        <w:ind w:left="1440" w:hanging="360"/>
+      </w:pPr>
+      <w:rPr>
+        <w:rFonts w:ascii="Courier New" w:hAnsi="Courier New" w:hint="default"/>
+        <w:sz w:val="20"/>
+      </w:rPr>
+    </w:lvl>
+    <w:lvl w:ilvl="2" w:tentative="1">
+      <w:start w:val="1"/>
+      <w:numFmt w:val="bullet"/>
+      <w:lvlText w:val=""/>
+      <w:lvlJc w:val="left"/>
+      <w:pPr>
+        <w:tabs>
+          <w:tab w:val="num" w:pos="2160"/>
+        </w:tabs>
+        <w:ind w:left="2160" w:hanging="360"/>
+      </w:pPr>
+      <w:rPr>
+        <w:rFonts w:ascii="Wingdings" w:hAnsi="Wingdings" w:hint="default"/>
+        <w:sz w:val="20"/>
+      </w:rPr>
+    </w:lvl>
+    <w:lvl w:ilvl="3" w:tentative="1">
+      <w:start w:val="1"/>
+      <w:numFmt w:val="bullet"/>
+      <w:lvlText w:val=""/>
+      <w:lvlJc w:val="left"/>
+      <w:pPr>
+        <w:tabs>
+          <w:tab w:val="num" w:pos="2880"/>
+        </w:tabs>
+        <w:ind w:left="2880" w:hanging="360"/>
+      </w:pPr>
+      <w:rPr>
+        <w:rFonts w:ascii="Wingdings" w:hAnsi="Wingdings" w:hint="default"/>
+        <w:sz w:val="20"/>
+      </w:rPr>
+    </w:lvl>
+    <w:lvl w:ilvl="4" w:tentative="1">
+      <w:start w:val="1"/>
+      <w:numFmt w:val="bullet"/>
+      <w:lvlText w:val=""/>
+      <w:lvlJc w:val="left"/>
+      <w:pPr>
+        <w:tabs>
+          <w:tab w:val="num" w:pos="3600"/>
+        </w:tabs>
+        <w:ind w:left="3600" w:hanging="360"/>
+      </w:pPr>
+      <w:rPr>
+        <w:rFonts w:ascii="Wingdings" w:hAnsi="Wingdings" w:hint="default"/>
+        <w:sz w:val="20"/>
+      </w:rPr>
+    </w:lvl>
+    <w:lvl w:ilvl="5" w:tentative="1">
+      <w:start w:val="1"/>
+      <w:numFmt w:val="bullet"/>
+      <w:lvlText w:val=""/>
+      <w:lvlJc w:val="left"/>
+      <w:pPr>
+        <w:tabs>
+          <w:tab w:val="num" w:pos="4320"/>
+        </w:tabs>
+        <w:ind w:left="4320" w:hanging="360"/>
+      </w:pPr>
+      <w:rPr>
+        <w:rFonts w:ascii="Wingdings" w:hAnsi="Wingdings" w:hint="default"/>
+        <w:sz w:val="20"/>
+      </w:rPr>
+    </w:lvl>
+    <w:lvl w:ilvl="6" w:tentative="1">
+      <w:start w:val="1"/>
+      <w:numFmt w:val="bullet"/>
+      <w:lvlText w:val=""/>
+      <w:lvlJc w:val="left"/>
+      <w:pPr>
+        <w:tabs>
+          <w:tab w:val="num" w:pos="5040"/>
+        </w:tabs>
+        <w:ind w:left="5040" w:hanging="360"/>
+      </w:pPr>
+      <w:rPr>
+        <w:rFonts w:ascii="Wingdings" w:hAnsi="Wingdings" w:hint="default"/>
+        <w:sz w:val="20"/>
+      </w:rPr>
+    </w:lvl>
+    <w:lvl w:ilvl="7" w:tentative="1">
+      <w:start w:val="1"/>
+      <w:numFmt w:val="bullet"/>
+      <w:lvlText w:val=""/>
+      <w:lvlJc w:val="left"/>
+      <w:pPr>
+        <w:tabs>
+          <w:tab w:val="num" w:pos="5760"/>
+        </w:tabs>
+        <w:ind w:left="5760" w:hanging="360"/>
+      </w:pPr>
+      <w:rPr>
+        <w:rFonts w:ascii="Wingdings" w:hAnsi="Wingdings" w:hint="default"/>
+        <w:sz w:val="20"/>
+      </w:rPr>
+    </w:lvl>
+    <w:lvl w:ilvl="8" w:tentative="1">
+      <w:start w:val="1"/>
+      <w:numFmt w:val="bullet"/>
+      <w:lvlText w:val=""/>
+      <w:lvlJc w:val="left"/>
+      <w:pPr>
+        <w:tabs>
+          <w:tab w:val="num" w:pos="6480"/>
+        </w:tabs>
+        <w:ind w:left="6480" w:hanging="360"/>
+      </w:pPr>
+      <w:rPr>
+        <w:rFonts w:ascii="Wingdings" w:hAnsi="Wingdings" w:hint="default"/>
+        <w:sz w:val="20"/>
+      </w:rPr>
+    </w:lvl>
+  </w:abstractNum>
+  <w:abstractNum w:abstractNumId="11" w15:restartNumberingAfterBreak="0">
     <w:nsid w:val="30D77704"/>
     <w:multiLevelType w:val="multilevel"/>
     <w:tmpl w:val="54D853E4"/>
@@ -2398,7 +2737,7 @@
       </w:rPr>
     </w:lvl>
   </w:abstractNum>
-  <w:abstractNum w:abstractNumId="10" w15:restartNumberingAfterBreak="0">
+  <w:abstractNum w:abstractNumId="12" w15:restartNumberingAfterBreak="0">
     <w:nsid w:val="460E505C"/>
     <w:multiLevelType w:val="hybridMultilevel"/>
     <w:tmpl w:val="5B042E20"/>
@@ -2488,7 +2827,7 @@
       </w:pPr>
     </w:lvl>
   </w:abstractNum>
-  <w:abstractNum w:abstractNumId="11" w15:restartNumberingAfterBreak="0">
+  <w:abstractNum w:abstractNumId="13" w15:restartNumberingAfterBreak="0">
     <w:nsid w:val="4BD97EF3"/>
     <w:multiLevelType w:val="hybridMultilevel"/>
     <w:tmpl w:val="1DEA25A8"/>
@@ -2579,7 +2918,7 @@
       </w:pPr>
     </w:lvl>
   </w:abstractNum>
-  <w:abstractNum w:abstractNumId="12" w15:restartNumberingAfterBreak="0">
+  <w:abstractNum w:abstractNumId="14" w15:restartNumberingAfterBreak="0">
     <w:nsid w:val="4D9767A5"/>
     <w:multiLevelType w:val="hybridMultilevel"/>
     <w:tmpl w:val="B324EF3A"/>
@@ -2692,7 +3031,156 @@
       </w:rPr>
     </w:lvl>
   </w:abstractNum>
-  <w:abstractNum w:abstractNumId="13" w15:restartNumberingAfterBreak="0">
+  <w:abstractNum w:abstractNumId="15" w15:restartNumberingAfterBreak="0">
+    <w:nsid w:val="57110031"/>
+    <w:multiLevelType w:val="multilevel"/>
+    <w:tmpl w:val="0554B59A"/>
+    <w:lvl w:ilvl="0">
+      <w:start w:val="1"/>
+      <w:numFmt w:val="bullet"/>
+      <w:lvlText w:val=""/>
+      <w:lvlJc w:val="left"/>
+      <w:pPr>
+        <w:tabs>
+          <w:tab w:val="num" w:pos="720"/>
+        </w:tabs>
+        <w:ind w:left="720" w:hanging="360"/>
+      </w:pPr>
+      <w:rPr>
+        <w:rFonts w:ascii="Symbol" w:hAnsi="Symbol" w:hint="default"/>
+        <w:sz w:val="20"/>
+      </w:rPr>
+    </w:lvl>
+    <w:lvl w:ilvl="1" w:tentative="1">
+      <w:start w:val="1"/>
+      <w:numFmt w:val="bullet"/>
+      <w:lvlText w:val="o"/>
+      <w:lvlJc w:val="left"/>
+      <w:pPr>
+        <w:tabs>
+          <w:tab w:val="num" w:pos="1440"/>
+        </w:tabs>
+        <w:ind w:left="1440" w:hanging="360"/>
+      </w:pPr>
+      <w:rPr>
+        <w:rFonts w:ascii="Courier New" w:hAnsi="Courier New" w:hint="default"/>
+        <w:sz w:val="20"/>
+      </w:rPr>
+    </w:lvl>
+    <w:lvl w:ilvl="2" w:tentative="1">
+      <w:start w:val="1"/>
+      <w:numFmt w:val="bullet"/>
+      <w:lvlText w:val=""/>
+      <w:lvlJc w:val="left"/>
+      <w:pPr>
+        <w:tabs>
+          <w:tab w:val="num" w:pos="2160"/>
+        </w:tabs>
+        <w:ind w:left="2160" w:hanging="360"/>
+      </w:pPr>
+      <w:rPr>
+        <w:rFonts w:ascii="Wingdings" w:hAnsi="Wingdings" w:hint="default"/>
+        <w:sz w:val="20"/>
+      </w:rPr>
+    </w:lvl>
+    <w:lvl w:ilvl="3" w:tentative="1">
+      <w:start w:val="1"/>
+      <w:numFmt w:val="bullet"/>
+      <w:lvlText w:val=""/>
+      <w:lvlJc w:val="left"/>
+      <w:pPr>
+        <w:tabs>
+          <w:tab w:val="num" w:pos="2880"/>
+        </w:tabs>
+        <w:ind w:left="2880" w:hanging="360"/>
+      </w:pPr>
+      <w:rPr>
+        <w:rFonts w:ascii="Wingdings" w:hAnsi="Wingdings" w:hint="default"/>
+        <w:sz w:val="20"/>
+      </w:rPr>
+    </w:lvl>
+    <w:lvl w:ilvl="4" w:tentative="1">
+      <w:start w:val="1"/>
+      <w:numFmt w:val="bullet"/>
+      <w:lvlText w:val=""/>
+      <w:lvlJc w:val="left"/>
+      <w:pPr>
+        <w:tabs>
+          <w:tab w:val="num" w:pos="3600"/>
+        </w:tabs>
+        <w:ind w:left="3600" w:hanging="360"/>
+      </w:pPr>
+      <w:rPr>
+        <w:rFonts w:ascii="Wingdings" w:hAnsi="Wingdings" w:hint="default"/>
+        <w:sz w:val="20"/>
+      </w:rPr>
+    </w:lvl>
+    <w:lvl w:ilvl="5" w:tentative="1">
+      <w:start w:val="1"/>
+      <w:numFmt w:val="bullet"/>
+      <w:lvlText w:val=""/>
+      <w:lvlJc w:val="left"/>
+      <w:pPr>
+        <w:tabs>
+          <w:tab w:val="num" w:pos="4320"/>
+        </w:tabs>
+        <w:ind w:left="4320" w:hanging="360"/>
+      </w:pPr>
+      <w:rPr>
+        <w:rFonts w:ascii="Wingdings" w:hAnsi="Wingdings" w:hint="default"/>
+        <w:sz w:val="20"/>
+      </w:rPr>
+    </w:lvl>
+    <w:lvl w:ilvl="6" w:tentative="1">
+      <w:start w:val="1"/>
+      <w:numFmt w:val="bullet"/>
+      <w:lvlText w:val=""/>
+      <w:lvlJc w:val="left"/>
+      <w:pPr>
+        <w:tabs>
+          <w:tab w:val="num" w:pos="5040"/>
+        </w:tabs>
+        <w:ind w:left="5040" w:hanging="360"/>
+      </w:pPr>
+      <w:rPr>
+        <w:rFonts w:ascii="Wingdings" w:hAnsi="Wingdings" w:hint="default"/>
+        <w:sz w:val="20"/>
+      </w:rPr>
+    </w:lvl>
+    <w:lvl w:ilvl="7" w:tentative="1">
+      <w:start w:val="1"/>
+      <w:numFmt w:val="bullet"/>
+      <w:lvlText w:val=""/>
+      <w:lvlJc w:val="left"/>
+      <w:pPr>
+        <w:tabs>
+          <w:tab w:val="num" w:pos="5760"/>
+        </w:tabs>
+        <w:ind w:left="5760" w:hanging="360"/>
+      </w:pPr>
+      <w:rPr>
+        <w:rFonts w:ascii="Wingdings" w:hAnsi="Wingdings" w:hint="default"/>
+        <w:sz w:val="20"/>
+      </w:rPr>
+    </w:lvl>
+    <w:lvl w:ilvl="8" w:tentative="1">
+      <w:start w:val="1"/>
+      <w:numFmt w:val="bullet"/>
+      <w:lvlText w:val=""/>
+      <w:lvlJc w:val="left"/>
+      <w:pPr>
+        <w:tabs>
+          <w:tab w:val="num" w:pos="6480"/>
+        </w:tabs>
+        <w:ind w:left="6480" w:hanging="360"/>
+      </w:pPr>
+      <w:rPr>
+        <w:rFonts w:ascii="Wingdings" w:hAnsi="Wingdings" w:hint="default"/>
+        <w:sz w:val="20"/>
+      </w:rPr>
+    </w:lvl>
+  </w:abstractNum>
+  <w:abstractNum w:abstractNumId="16" w15:restartNumberingAfterBreak="0">
     <w:nsid w:val="595B4E09"/>
     <w:multiLevelType w:val="hybridMultilevel"/>
     <w:tmpl w:val="C0B43884"/>
@@ -2782,7 +3270,305 @@
       </w:pPr>
     </w:lvl>
   </w:abstractNum>
-  <w:abstractNum w:abstractNumId="14" w15:restartNumberingAfterBreak="0">
+  <w:abstractNum w:abstractNumId="17" w15:restartNumberingAfterBreak="0">
+    <w:nsid w:val="6C3B735E"/>
+    <w:multiLevelType w:val="multilevel"/>
+    <w:tmpl w:val="63B6BB8E"/>
+    <w:lvl w:ilvl="0">
+      <w:start w:val="1"/>
+      <w:numFmt w:val="bullet"/>
+      <w:lvlText w:val=""/>
+      <w:lvlJc w:val="left"/>
+      <w:pPr>
+        <w:tabs>
+          <w:tab w:val="num" w:pos="720"/>
+        </w:tabs>
+        <w:ind w:left="720" w:hanging="360"/>
+      </w:pPr>
+      <w:rPr>
+        <w:rFonts w:ascii="Symbol" w:hAnsi="Symbol" w:hint="default"/>
+        <w:sz w:val="20"/>
+      </w:rPr>
+    </w:lvl>
+    <w:lvl w:ilvl="1" w:tentative="1">
+      <w:start w:val="1"/>
+      <w:numFmt w:val="bullet"/>
+      <w:lvlText w:val="o"/>
+      <w:lvlJc w:val="left"/>
+      <w:pPr>
+        <w:tabs>
+          <w:tab w:val="num" w:pos="1440"/>
+        </w:tabs>
+        <w:ind w:left="1440" w:hanging="360"/>
+      </w:pPr>
+      <w:rPr>
+        <w:rFonts w:ascii="Courier New" w:hAnsi="Courier New" w:hint="default"/>
+        <w:sz w:val="20"/>
+      </w:rPr>
+    </w:lvl>
+    <w:lvl w:ilvl="2" w:tentative="1">
+      <w:start w:val="1"/>
+      <w:numFmt w:val="bullet"/>
+      <w:lvlText w:val=""/>
+      <w:lvlJc w:val="left"/>
+      <w:pPr>
+        <w:tabs>
+          <w:tab w:val="num" w:pos="2160"/>
+        </w:tabs>
+        <w:ind w:left="2160" w:hanging="360"/>
+      </w:pPr>
+      <w:rPr>
+        <w:rFonts w:ascii="Wingdings" w:hAnsi="Wingdings" w:hint="default"/>
+        <w:sz w:val="20"/>
+      </w:rPr>
+    </w:lvl>
+    <w:lvl w:ilvl="3" w:tentative="1">
+      <w:start w:val="1"/>
+      <w:numFmt w:val="bullet"/>
+      <w:lvlText w:val=""/>
+      <w:lvlJc w:val="left"/>
+      <w:pPr>
+        <w:tabs>
+          <w:tab w:val="num" w:pos="2880"/>
+        </w:tabs>
+        <w:ind w:left="2880" w:hanging="360"/>
+      </w:pPr>
+      <w:rPr>
+        <w:rFonts w:ascii="Wingdings" w:hAnsi="Wingdings" w:hint="default"/>
+        <w:sz w:val="20"/>
+      </w:rPr>
+    </w:lvl>
+    <w:lvl w:ilvl="4" w:tentative="1">
+      <w:start w:val="1"/>
+      <w:numFmt w:val="bullet"/>
+      <w:lvlText w:val=""/>
+      <w:lvlJc w:val="left"/>
+      <w:pPr>
+        <w:tabs>
+          <w:tab w:val="num" w:pos="3600"/>
+        </w:tabs>
+        <w:ind w:left="3600" w:hanging="360"/>
+      </w:pPr>
+      <w:rPr>
+        <w:rFonts w:ascii="Wingdings" w:hAnsi="Wingdings" w:hint="default"/>
+        <w:sz w:val="20"/>
+      </w:rPr>
+    </w:lvl>
+    <w:lvl w:ilvl="5" w:tentative="1">
+      <w:start w:val="1"/>
+      <w:numFmt w:val="bullet"/>
+      <w:lvlText w:val=""/>
+      <w:lvlJc w:val="left"/>
+      <w:pPr>
+        <w:tabs>
+          <w:tab w:val="num" w:pos="4320"/>
+        </w:tabs>
+        <w:ind w:left="4320" w:hanging="360"/>
+      </w:pPr>
+      <w:rPr>
+        <w:rFonts w:ascii="Wingdings" w:hAnsi="Wingdings" w:hint="default"/>
+        <w:sz w:val="20"/>
+      </w:rPr>
+    </w:lvl>
+    <w:lvl w:ilvl="6" w:tentative="1">
+      <w:start w:val="1"/>
+      <w:numFmt w:val="bullet"/>
+      <w:lvlText w:val=""/>
+      <w:lvlJc w:val="left"/>
+      <w:pPr>
+        <w:tabs>
+          <w:tab w:val="num" w:pos="5040"/>
+        </w:tabs>
+        <w:ind w:left="5040" w:hanging="360"/>
+      </w:pPr>
+      <w:rPr>
+        <w:rFonts w:ascii="Wingdings" w:hAnsi="Wingdings" w:hint="default"/>
+        <w:sz w:val="20"/>
+      </w:rPr>
+    </w:lvl>
+    <w:lvl w:ilvl="7" w:tentative="1">
+      <w:start w:val="1"/>
+      <w:numFmt w:val="bullet"/>
+      <w:lvlText w:val=""/>
+      <w:lvlJc w:val="left"/>
+      <w:pPr>
+        <w:tabs>
+          <w:tab w:val="num" w:pos="5760"/>
+        </w:tabs>
+        <w:ind w:left="5760" w:hanging="360"/>
+      </w:pPr>
+      <w:rPr>
+        <w:rFonts w:ascii="Wingdings" w:hAnsi="Wingdings" w:hint="default"/>
+        <w:sz w:val="20"/>
+      </w:rPr>
+    </w:lvl>
+    <w:lvl w:ilvl="8" w:tentative="1">
+      <w:start w:val="1"/>
+      <w:numFmt w:val="bullet"/>
+      <w:lvlText w:val=""/>
+      <w:lvlJc w:val="left"/>
+      <w:pPr>
+        <w:tabs>
+          <w:tab w:val="num" w:pos="6480"/>
+        </w:tabs>
+        <w:ind w:left="6480" w:hanging="360"/>
+      </w:pPr>
+      <w:rPr>
+        <w:rFonts w:ascii="Wingdings" w:hAnsi="Wingdings" w:hint="default"/>
+        <w:sz w:val="20"/>
+      </w:rPr>
+    </w:lvl>
+  </w:abstractNum>
+  <w:abstractNum w:abstractNumId="18" w15:restartNumberingAfterBreak="0">
+    <w:nsid w:val="771C3470"/>
+    <w:multiLevelType w:val="multilevel"/>
+    <w:tmpl w:val="B5E6CB4E"/>
+    <w:lvl w:ilvl="0">
+      <w:start w:val="1"/>
+      <w:numFmt w:val="bullet"/>
+      <w:lvlText w:val=""/>
+      <w:lvlJc w:val="left"/>
+      <w:pPr>
+        <w:tabs>
+          <w:tab w:val="num" w:pos="720"/>
+        </w:tabs>
+        <w:ind w:left="720" w:hanging="360"/>
+      </w:pPr>
+      <w:rPr>
+        <w:rFonts w:ascii="Symbol" w:hAnsi="Symbol" w:hint="default"/>
+        <w:sz w:val="20"/>
+      </w:rPr>
+    </w:lvl>
+    <w:lvl w:ilvl="1" w:tentative="1">
+      <w:start w:val="1"/>
+      <w:numFmt w:val="bullet"/>
+      <w:lvlText w:val="o"/>
+      <w:lvlJc w:val="left"/>
+      <w:pPr>
+        <w:tabs>
+          <w:tab w:val="num" w:pos="1440"/>
+        </w:tabs>
+        <w:ind w:left="1440" w:hanging="360"/>
+      </w:pPr>
+      <w:rPr>
+        <w:rFonts w:ascii="Courier New" w:hAnsi="Courier New" w:hint="default"/>
+        <w:sz w:val="20"/>
+      </w:rPr>
+    </w:lvl>
+    <w:lvl w:ilvl="2" w:tentative="1">
+      <w:start w:val="1"/>
+      <w:numFmt w:val="bullet"/>
+      <w:lvlText w:val=""/>
+      <w:lvlJc w:val="left"/>
+      <w:pPr>
+        <w:tabs>
+          <w:tab w:val="num" w:pos="2160"/>
+        </w:tabs>
+        <w:ind w:left="2160" w:hanging="360"/>
+      </w:pPr>
+      <w:rPr>
+        <w:rFonts w:ascii="Wingdings" w:hAnsi="Wingdings" w:hint="default"/>
+        <w:sz w:val="20"/>
+      </w:rPr>
+    </w:lvl>
+    <w:lvl w:ilvl="3" w:tentative="1">
+      <w:start w:val="1"/>
+      <w:numFmt w:val="bullet"/>
+      <w:lvlText w:val=""/>
+      <w:lvlJc w:val="left"/>
+      <w:pPr>
+        <w:tabs>
+          <w:tab w:val="num" w:pos="2880"/>
+        </w:tabs>
+        <w:ind w:left="2880" w:hanging="360"/>
+      </w:pPr>
+      <w:rPr>
+        <w:rFonts w:ascii="Wingdings" w:hAnsi="Wingdings" w:hint="default"/>
+        <w:sz w:val="20"/>
+      </w:rPr>
+    </w:lvl>
+    <w:lvl w:ilvl="4" w:tentative="1">
+      <w:start w:val="1"/>
+      <w:numFmt w:val="bullet"/>
+      <w:lvlText w:val=""/>
+      <w:lvlJc w:val="left"/>
+      <w:pPr>
+        <w:tabs>
+          <w:tab w:val="num" w:pos="3600"/>
+        </w:tabs>
+        <w:ind w:left="3600" w:hanging="360"/>
+      </w:pPr>
+      <w:rPr>
+        <w:rFonts w:ascii="Wingdings" w:hAnsi="Wingdings" w:hint="default"/>
+        <w:sz w:val="20"/>
+      </w:rPr>
+    </w:lvl>
+    <w:lvl w:ilvl="5" w:tentative="1">
+      <w:start w:val="1"/>
+      <w:numFmt w:val="bullet"/>
+      <w:lvlText w:val=""/>
+      <w:lvlJc w:val="left"/>
+      <w:pPr>
+        <w:tabs>
+          <w:tab w:val="num" w:pos="4320"/>
+        </w:tabs>
+        <w:ind w:left="4320" w:hanging="360"/>
+      </w:pPr>
+      <w:rPr>
+        <w:rFonts w:ascii="Wingdings" w:hAnsi="Wingdings" w:hint="default"/>
+        <w:sz w:val="20"/>
+      </w:rPr>
+    </w:lvl>
+    <w:lvl w:ilvl="6" w:tentative="1">
+      <w:start w:val="1"/>
+      <w:numFmt w:val="bullet"/>
+      <w:lvlText w:val=""/>
+      <w:lvlJc w:val="left"/>
+      <w:pPr>
+        <w:tabs>
+          <w:tab w:val="num" w:pos="5040"/>
+        </w:tabs>
+        <w:ind w:left="5040" w:hanging="360"/>
+      </w:pPr>
+      <w:rPr>
+        <w:rFonts w:ascii="Wingdings" w:hAnsi="Wingdings" w:hint="default"/>
+        <w:sz w:val="20"/>
+      </w:rPr>
+    </w:lvl>
+    <w:lvl w:ilvl="7" w:tentative="1">
+      <w:start w:val="1"/>
+      <w:numFmt w:val="bullet"/>
+      <w:lvlText w:val=""/>
+      <w:lvlJc w:val="left"/>
+      <w:pPr>
+        <w:tabs>
+          <w:tab w:val="num" w:pos="5760"/>
+        </w:tabs>
+        <w:ind w:left="5760" w:hanging="360"/>
+      </w:pPr>
+      <w:rPr>
+        <w:rFonts w:ascii="Wingdings" w:hAnsi="Wingdings" w:hint="default"/>
+        <w:sz w:val="20"/>
+      </w:rPr>
+    </w:lvl>
+    <w:lvl w:ilvl="8" w:tentative="1">
+      <w:start w:val="1"/>
+      <w:numFmt w:val="bullet"/>
+      <w:lvlText w:val=""/>
+      <w:lvlJc w:val="left"/>
+      <w:pPr>
+        <w:tabs>
+          <w:tab w:val="num" w:pos="6480"/>
+        </w:tabs>
+        <w:ind w:left="6480" w:hanging="360"/>
+      </w:pPr>
+      <w:rPr>
+        <w:rFonts w:ascii="Wingdings" w:hAnsi="Wingdings" w:hint="default"/>
+        <w:sz w:val="20"/>
+      </w:rPr>
+    </w:lvl>
+  </w:abstractNum>
+  <w:abstractNum w:abstractNumId="19" w15:restartNumberingAfterBreak="0">
     <w:nsid w:val="7A1D6C1E"/>
     <w:multiLevelType w:val="hybridMultilevel"/>
     <w:tmpl w:val="DA9C34F4"/>
@@ -2900,22 +3686,37 @@
     <w:abstractNumId w:val="0"/>
   </w:num>
   <w:num w:numId="10" w16cid:durableId="625622004">
+    <w:abstractNumId w:val="14"/>
+  </w:num>
+  <w:num w:numId="11" w16cid:durableId="1359893164">
+    <w:abstractNumId w:val="11"/>
+  </w:num>
+  <w:num w:numId="12" w16cid:durableId="360282150">
+    <w:abstractNumId w:val="16"/>
+  </w:num>
+  <w:num w:numId="13" w16cid:durableId="2089615541">
+    <w:abstractNumId w:val="19"/>
+  </w:num>
+  <w:num w:numId="14" w16cid:durableId="1936858875">
     <w:abstractNumId w:val="12"/>
   </w:num>
-  <w:num w:numId="11" w16cid:durableId="1359893164">
+  <w:num w:numId="15" w16cid:durableId="1985085573">
+    <w:abstractNumId w:val="13"/>
+  </w:num>
+  <w:num w:numId="16" w16cid:durableId="1748189775">
+    <w:abstractNumId w:val="10"/>
+  </w:num>
+  <w:num w:numId="17" w16cid:durableId="1940600985">
     <w:abstractNumId w:val="9"/>
   </w:num>
-  <w:num w:numId="12" w16cid:durableId="360282150">
-    <w:abstractNumId w:val="13"/>
+  <w:num w:numId="18" w16cid:durableId="259486626">
+    <w:abstractNumId w:val="18"/>
   </w:num>
-  <w:num w:numId="13" w16cid:durableId="2089615541">
-    <w:abstractNumId w:val="14"/>
+  <w:num w:numId="19" w16cid:durableId="893321315">
+    <w:abstractNumId w:val="15"/>
   </w:num>
-  <w:num w:numId="14" w16cid:durableId="1936858875">
-    <w:abstractNumId w:val="10"/>
-  </w:num>
-  <w:num w:numId="15" w16cid:durableId="1985085573">
-    <w:abstractNumId w:val="11"/>
+  <w:num w:numId="20" w16cid:durableId="1745100427">
+    <w:abstractNumId w:val="17"/>
   </w:num>
 </w:numbering>
 </file>
